--- a/docs/planning/03_화면기획서.docx
+++ b/docs/planning/03_화면기획서.docx
@@ -49,7 +49,7 @@
           <w:sz w:val="20"/>
           <w:szCs w:val="20"/>
         </w:rPr>
-        <w:t xml:space="preserve">관제 대시보드(담당자용) 13개 화면 + 소셜 월드(청년 대상 게임) 9개 화면</w:t>
+        <w:t xml:space="preserve">관제 대시보드(담당자용) 13개 화면 + 소셜 월드(청년 대상 3D 마을) 13개 화면</w:t>
       </w:r>
     </w:p>
     <w:tbl>
@@ -174,7 +174,7 @@
                 <w:sz w:val="18"/>
                 <w:szCs w:val="18"/>
               </w:rPr>
-              <w:t xml:space="preserve">v2.1 — 소셜 월드 로그인(SW-01) 추가</w:t>
+              <w:t xml:space="preserve">v2.2 — NPC 4종 재편·3D 마을·튜토리얼·휴대폰 UI 반영(SW-10~SW-13 추가)</w:t>
             </w:r>
           </w:p>
         </w:tc>
@@ -229,7 +229,7 @@
                 <w:sz w:val="18"/>
                 <w:szCs w:val="18"/>
               </w:rPr>
-              <w:t xml:space="preserve">2026-09-22</w:t>
+              <w:t xml:space="preserve">2026-09-22 (수정 2026-10-06)</w:t>
             </w:r>
           </w:p>
         </w:tc>
@@ -284,7 +284,7 @@
                 <w:sz w:val="18"/>
                 <w:szCs w:val="18"/>
               </w:rPr>
-              <w:t xml:space="preserve">관제 대시보드 S-01~S-13, 소셜 월드 SW-01~SW-09</w:t>
+              <w:t xml:space="preserve">관제 대시보드 S-01~S-13, 소셜 월드 SW-01~SW-13</w:t>
             </w:r>
           </w:p>
         </w:tc>
@@ -369,7 +369,7 @@
           <w:sz w:val="20"/>
           <w:szCs w:val="20"/>
         </w:rPr>
-        <w:t xml:space="preserve">4. 소셜 월드 화면별 상세 (SW-01 ~ SW-09)</w:t>
+        <w:t xml:space="preserve">4. 소셜 월드 화면별 상세 (SW-01 ~ SW-13)</w:t>
       </w:r>
     </w:p>
     <w:p>
@@ -595,7 +595,7 @@
           <w:sz w:val="20"/>
           <w:szCs w:val="20"/>
         </w:rPr>
-        <w:t xml:space="preserve">0. 로그인 (SW-01) — 카카오·네이버 간편 로그인, 최초 접속·세션 만료 시</w:t>
+        <w:t xml:space="preserve">0. 로그인 (SW-01) — 게스트(익명)로 바로 시작하거나 카카오 로그인</w:t>
       </w:r>
     </w:p>
     <w:p>
@@ -612,7 +612,7 @@
           <w:sz w:val="20"/>
           <w:szCs w:val="20"/>
         </w:rPr>
-        <w:t xml:space="preserve">1. 온보딩/프로필 설정 (SW-02) — 신규 계정일 경우 최초 로그인 시 1회</w:t>
+        <w:t xml:space="preserve">1. 사전 설문·캐릭터 (SW-02) → 내 방에서 튜토리얼 (SW-10) — 최초 1회</w:t>
       </w:r>
     </w:p>
     <w:p>
@@ -629,7 +629,7 @@
           <w:sz w:val="20"/>
           <w:szCs w:val="20"/>
         </w:rPr>
-        <w:t xml:space="preserve">2. 광장 (SW-03) — 기본 진입 화면, 정책추천·취업상담·심리상담 NPC 상주</w:t>
+        <w:t xml:space="preserve">2. 3D 마을·광장 (SW-03) — 기본 진입 화면, 마을이장 상주</w:t>
       </w:r>
     </w:p>
     <w:p>
@@ -646,7 +646,7 @@
           <w:sz w:val="20"/>
           <w:szCs w:val="20"/>
         </w:rPr>
-        <w:t xml:space="preserve">3. NPC 대화창 (SW-04) — 광장 NPC 클릭 시 공통 진입</w:t>
+        <w:t xml:space="preserve">3. NPC 대화창 (SW-04) — 루미(카페)·하루(지원센터)·코코(동아리센터)·마을이장(광장) 앞에서 E키</w:t>
       </w:r>
     </w:p>
     <w:p>
@@ -663,7 +663,7 @@
           <w:sz w:val="20"/>
           <w:szCs w:val="20"/>
         </w:rPr>
-        <w:t xml:space="preserve">4. 주민센터 (SW-05) — 민원챗봇 NPC</w:t>
+        <w:t xml:space="preserve">4. 지원센터 (SW-05) — 하루: 정책·취업 안내, 월드 소통 창구</w:t>
       </w:r>
     </w:p>
     <w:p>
@@ -680,7 +680,7 @@
           <w:sz w:val="20"/>
           <w:szCs w:val="20"/>
         </w:rPr>
-        <w:t xml:space="preserve">5. 미션방 (SW-06)</w:t>
+        <w:t xml:space="preserve">5. 미션방 (SW-06) — 퀘스트 1~4단계</w:t>
       </w:r>
     </w:p>
     <w:p>
@@ -697,7 +697,7 @@
           <w:sz w:val="20"/>
           <w:szCs w:val="20"/>
         </w:rPr>
-        <w:t xml:space="preserve">6. 동아리방 (SW-07)</w:t>
+        <w:t xml:space="preserve">6. 동아리센터 (SW-07) — 동아리 개설·가입, 코코 상주</w:t>
       </w:r>
     </w:p>
     <w:p>
@@ -714,7 +714,7 @@
           <w:sz w:val="20"/>
           <w:szCs w:val="20"/>
         </w:rPr>
-        <w:t xml:space="preserve">7. 미니게임 (SW-08)</w:t>
+        <w:t xml:space="preserve">7. 게임방 (SW-08) — 미니게임(종류 Open)</w:t>
       </w:r>
     </w:p>
     <w:p>
@@ -731,7 +731,75 @@
           <w:sz w:val="20"/>
           <w:szCs w:val="20"/>
         </w:rPr>
-        <w:t xml:space="preserve">8. 게시판 (SW-09) — 세부 기능 Open</w:t>
+        <w:t xml:space="preserve">8. 동아리 응원 스티커 (SW-09) — 게시판 대체, 동아리 카드 안 기능</w:t>
+      </w:r>
+    </w:p>
+    <w:p>
+      <w:pPr>
+        <w:pStyle w:val="ListParagraph"/>
+        <w:numPr>
+          <w:ilvl w:val="0"/>
+          <w:numId w:val="1"/>
+        </w:numPr>
+        <w:spacing w:after="60" w:line="300"/>
+      </w:pPr>
+      <w:r>
+        <w:rPr>
+          <w:sz w:val="20"/>
+          <w:szCs w:val="20"/>
+        </w:rPr>
+        <w:t xml:space="preserve">9. 내 방 (SW-10) — 개인 공간, 캐릭터 꾸미기, 루미 소개 다시 보기</w:t>
+      </w:r>
+    </w:p>
+    <w:p>
+      <w:pPr>
+        <w:pStyle w:val="ListParagraph"/>
+        <w:numPr>
+          <w:ilvl w:val="0"/>
+          <w:numId w:val="1"/>
+        </w:numPr>
+        <w:spacing w:after="60" w:line="300"/>
+      </w:pPr>
+      <w:r>
+        <w:rPr>
+          <w:sz w:val="20"/>
+          <w:szCs w:val="20"/>
+        </w:rPr>
+        <w:t xml:space="preserve">10. 나의 휴대폰 · 전체 지도 (SW-11) — 마을 어디서나</w:t>
+      </w:r>
+    </w:p>
+    <w:p>
+      <w:pPr>
+        <w:pStyle w:val="ListParagraph"/>
+        <w:numPr>
+          <w:ilvl w:val="0"/>
+          <w:numId w:val="1"/>
+        </w:numPr>
+        <w:spacing w:after="60" w:line="300"/>
+      </w:pPr>
+      <w:r>
+        <w:rPr>
+          <w:sz w:val="20"/>
+          <w:szCs w:val="20"/>
+        </w:rPr>
+        <w:t xml:space="preserve">11. 마을이장 이벤트 창 (SW-12) — 광장</w:t>
+      </w:r>
+    </w:p>
+    <w:p>
+      <w:pPr>
+        <w:pStyle w:val="ListParagraph"/>
+        <w:numPr>
+          <w:ilvl w:val="0"/>
+          <w:numId w:val="1"/>
+        </w:numPr>
+        <w:spacing w:after="60" w:line="300"/>
+      </w:pPr>
+      <w:r>
+        <w:rPr>
+          <w:sz w:val="20"/>
+          <w:szCs w:val="20"/>
+        </w:rPr>
+        <w:t xml:space="preserve">12. 코코 추천 창 (SW-13) — 동아리센터 앞</w:t>
       </w:r>
     </w:p>
     <w:p>
@@ -747,7 +815,7 @@
           <w:sz w:val="18"/>
           <w:szCs w:val="18"/>
         </w:rPr>
-        <w:t xml:space="preserve">※ 관제 대시보드와 소셜 월드는 사용자·목적이 완전히 다른 별도 웹앱으로 설계하며, 위험 등급 환류(F-25)를 통해서만 데이터로 연결된다.</w:t>
+        <w:t xml:space="preserve">※ 관제 대시보드와 소셜 월드는 사용자·목적이 완전히 다른 별도 웹앱으로 설계하며, 코호트 환류(F-25 — 마을이장 경유, 위험 등급·점수 없음)와 익명 집계 신호를 통해서만 데이터로 연결된다.</w:t>
       </w:r>
     </w:p>
     <w:p>
@@ -850,7 +918,7 @@
           <w:sz w:val="20"/>
           <w:szCs w:val="20"/>
         </w:rPr>
-        <w:t xml:space="preserve">로그인(SW-01) → (신규 계정인 경우에만) 온보딩(SW-02) → 광장(SW-03) → NPC 대화창(SW-04, 정책추천/취업상담/심리상담 중 선택) → 상황에 따라 미션방(SW-06)·동아리방(SW-07)·심리상담 NPC로 핸드오프 → 위기 신호 감지 시 즉시 에스컬레이션 배너 노출</w:t>
+        <w:t xml:space="preserve">로그인(SW-01) → (신규 계정이면) 사전 설문·캐릭터(SW-02) → 내 방(SW-10)에서 깨어나 루미와 마을 8곳 도보 투어 → 광장에서 마을이장께 인사(SW-12, 첫 퀘스트) → 각 공간의 NPC 대화(SW-04) → 하루(SW-05)·코코(SW-13)·미션방(SW-06)·동아리센터(SW-07)로 이어짐, 힘든 기색이면 루미로 → 위기 신호 감지 시 즉시 위기 안내</w:t>
       </w:r>
     </w:p>
     <w:p>
@@ -878,7 +946,7 @@
           <w:sz w:val="20"/>
           <w:szCs w:val="20"/>
         </w:rPr>
-        <w:t xml:space="preserve">소셜 월드 NPC 대화·행동(SW-04~08) → 익명화 로그 적재 → 위험 탐지 에이전트(정합·판단) → 위험 등급 산출 → ① 관제 대시보드(S-02~05)에 반영, ② 소셜 월드 개인화 콘텐츠(SW-03,04)로 환류</w:t>
+        <w:t xml:space="preserve">소셜 월드 NPC 대화·행동(SW-04~13) → 신호만 저장·코호트 익명 집계(원문 없음) → 위험 탐지 에이전트(정합·판단) → ① 관제 대시보드(S-02~05)에 반영, ② 이벤트 주제·추천 NPC를 마을이장에 환류 → 이장 이벤트(SW-12)·추천 말풍선(SW-03)·추천 미션(SW-06)</w:t>
       </w:r>
     </w:p>
     <w:p>
@@ -3148,7 +3216,7 @@
                 <w:sz w:val="18"/>
                 <w:szCs w:val="18"/>
               </w:rPr>
-              <w:t xml:space="preserve">미시 신호 요약 카드 — 소셜 월드 위험 키워드 빈출도 추이(표본 충분 시에만 표시)</w:t>
+              <w:t xml:space="preserve">미시 신호 요약 카드 — 루미 위험 키워드 분포·심각도 추이(표본 충분 시에만 표시) + "소셜 월드에서 보인 모습"(마을이장 월드 리포트, F-52)</w:t>
             </w:r>
           </w:p>
         </w:tc>
@@ -7961,7 +8029,7 @@
           <w:sz w:val="30"/>
           <w:szCs w:val="30"/>
         </w:rPr>
-        <w:t xml:space="preserve">4. 소셜 월드 화면별 상세 (SW-01 ~ SW-09)</w:t>
+        <w:t xml:space="preserve">4. 소셜 월드 화면별 상세 (SW-01 ~ SW-13)</w:t>
       </w:r>
     </w:p>
     <w:p>
@@ -8046,7 +8114,7 @@
                 <w:sz w:val="18"/>
                 <w:szCs w:val="18"/>
               </w:rPr>
-              <w:t xml:space="preserve">카카오 · 네이버 간편 소셜 로그인으로 서비스에 진입</w:t>
+              <w:t xml:space="preserve">게스트(익명)로 바로 시작하거나 카카오 간편 로그인으로 진입</w:t>
             </w:r>
           </w:p>
         </w:tc>
@@ -8351,7 +8419,7 @@
                 <w:sz w:val="18"/>
                 <w:szCs w:val="18"/>
               </w:rPr>
-              <w:t xml:space="preserve">'카카오로 시작하기' / '네이버로 시작하기' 버튼</w:t>
+              <w:t xml:space="preserve">'게스트로 체험하기' / '카카오로 시작하기' 버튼(네이버 미정)</w:t>
             </w:r>
           </w:p>
         </w:tc>
@@ -8439,7 +8507,7 @@
           <w:sz w:val="20"/>
           <w:szCs w:val="20"/>
         </w:rPr>
-        <w:t xml:space="preserve">버튼 클릭 시 해당 제공자의 OAuth 인가 화면으로 이동</w:t>
+        <w:t xml:space="preserve">게스트는 바로 익명 계정을 만들고, 카카오는 OAuth 인가 화면으로 이동</w:t>
       </w:r>
     </w:p>
     <w:p>
@@ -8456,7 +8524,7 @@
           <w:sz w:val="20"/>
           <w:szCs w:val="20"/>
         </w:rPr>
-        <w:t xml:space="preserve">인증 완료 후 콜백으로 복귀 — 기존 계정이면 광장(SW-03)으로, 신규 계정이면 온보딩(SW-02)으로 자동 분기</w:t>
+        <w:t xml:space="preserve">인증 완료 후 — 기존 계정이면 마을(SW-03)로, 신규 계정이면 사전 설문(SW-02)으로 자동 분기</w:t>
       </w:r>
     </w:p>
     <w:p>
@@ -8504,7 +8572,7 @@
           <w:sz w:val="20"/>
           <w:szCs w:val="20"/>
         </w:rPr>
-        <w:t xml:space="preserve">제공자 서버 장애 시 다른 제공자로 재시도 안내</w:t>
+        <w:t xml:space="preserve">카카오 로그인은 배포 주소 등록 후 동작 — 그 전에는 게스트로 안내</w:t>
       </w:r>
     </w:p>
     <w:p>
@@ -8525,7 +8593,7 @@
           <w:sz w:val="22"/>
           <w:szCs w:val="22"/>
         </w:rPr>
-        <w:t xml:space="preserve">SW-02  온보딩 / 프로필 설정</w:t>
+        <w:t xml:space="preserve">SW-02  사전 설문 · 캐릭터 생성</w:t>
       </w:r>
     </w:p>
     <w:tbl>
@@ -8594,7 +8662,7 @@
                 <w:sz w:val="18"/>
                 <w:szCs w:val="18"/>
               </w:rPr>
-              <w:t xml:space="preserve">최소한의 개인화(닉네임 · 간단 설문 · 거주지역)로 서비스를 시작(최초 로그인 시 1회)</w:t>
+              <w:t xml:space="preserve">8문항 설문으로 코호트 정보와 취향을 받고, 답에 맞춰 캐릭터를 1차 생성·꾸미기(최초 1회)</w:t>
             </w:r>
           </w:p>
         </w:tc>
@@ -8704,7 +8772,7 @@
                 <w:sz w:val="18"/>
                 <w:szCs w:val="18"/>
               </w:rPr>
-              <w:t xml:space="preserve">F-37 온보딩·프로필</w:t>
+              <w:t xml:space="preserve">F-37 사전 설문·프로필, F-49 튜토리얼</w:t>
             </w:r>
           </w:p>
         </w:tc>
@@ -8845,7 +8913,7 @@
                 <w:sz w:val="18"/>
                 <w:szCs w:val="18"/>
               </w:rPr>
-              <w:t xml:space="preserve">1.닉네임 입력 → 2.간단 설문(3~5문항) → 3.거주 시군구 선택 단계 표시</w:t>
+              <w:t xml:space="preserve">한 화면에 한 문항, 진행 막대(1/8 ~ 8/8)</w:t>
             </w:r>
           </w:p>
         </w:tc>
@@ -8899,7 +8967,61 @@
                 <w:sz w:val="18"/>
                 <w:szCs w:val="18"/>
               </w:rPr>
-              <w:t xml:space="preserve">단계별 입력 카드(이전/다음 버튼)</w:t>
+              <w:t xml:space="preserve">닉네임 · 지역 · 나이대 · 성별 · 분위기+색(필수), 관심사 최대 3개 · 해보고 싶은 것 · 요즘 하루(건너뛰기 가능)</w:t>
+            </w:r>
+          </w:p>
+        </w:tc>
+      </w:tr>
+      <w:tr>
+        <w:tc>
+          <w:tcPr>
+            <w:tcW w:type="dxa" w:w="2200"/>
+            <w:tcMar>
+              <w:top w:type="dxa" w:w="60"/>
+              <w:left w:type="dxa" w:w="100"/>
+              <w:bottom w:type="dxa" w:w="60"/>
+              <w:right w:type="dxa" w:w="100"/>
+            </w:tcMar>
+            <w:vAlign w:val="center"/>
+          </w:tcPr>
+          <w:p>
+            <w:pPr>
+              <w:jc w:val="left"/>
+            </w:pPr>
+            <w:r>
+              <w:rPr>
+                <w:b/>
+                <w:bCs/>
+                <w:sz w:val="18"/>
+                <w:szCs w:val="18"/>
+              </w:rPr>
+              <w:t xml:space="preserve">캐릭터</w:t>
+            </w:r>
+          </w:p>
+        </w:tc>
+        <w:tc>
+          <w:tcPr>
+            <w:tcW w:type="dxa" w:w="7150"/>
+            <w:tcMar>
+              <w:top w:type="dxa" w:w="60"/>
+              <w:left w:type="dxa" w:w="100"/>
+              <w:bottom w:type="dxa" w:w="60"/>
+              <w:right w:type="dxa" w:w="100"/>
+            </w:tcMar>
+            <w:vAlign w:val="center"/>
+          </w:tcPr>
+          <w:p>
+            <w:pPr>
+              <w:jc w:val="left"/>
+            </w:pPr>
+            <w:r>
+              <w:rPr>
+                <w:b w:val="false"/>
+                <w:bCs w:val="false"/>
+                <w:sz w:val="18"/>
+                <w:szCs w:val="18"/>
+              </w:rPr>
+              <w:t xml:space="preserve">분위기·색으로 1차 생성된 캐릭터 미리보기 + 부위별 ◀▶ 꾸미기(머리·색·옷·소품·표정)</w:t>
             </w:r>
           </w:p>
         </w:tc>
@@ -8933,7 +9055,7 @@
           <w:sz w:val="20"/>
           <w:szCs w:val="20"/>
         </w:rPr>
-        <w:t xml:space="preserve">완료 시 광장(SW-03)으로 자동 이동</w:t>
+        <w:t xml:space="preserve">완료 시 내 방(SW-10)에서 깨어나는 튜토리얼로 이동</w:t>
       </w:r>
     </w:p>
     <w:p>
@@ -8964,7 +9086,24 @@
           <w:sz w:val="20"/>
           <w:szCs w:val="20"/>
         </w:rPr>
-        <w:t xml:space="preserve">필수 항목(거주지역) 미입력 시 다음 단계 진행 불가 안내</w:t>
+        <w:t xml:space="preserve">필수 항목 미선택 시 다음 단계 진행 불가 안내</w:t>
+      </w:r>
+    </w:p>
+    <w:p>
+      <w:pPr>
+        <w:pStyle w:val="ListParagraph"/>
+        <w:numPr>
+          <w:ilvl w:val="0"/>
+          <w:numId w:val="1"/>
+        </w:numPr>
+        <w:spacing w:after="60" w:line="300"/>
+      </w:pPr>
+      <w:r>
+        <w:rPr>
+          <w:sz w:val="20"/>
+          <w:szCs w:val="20"/>
+        </w:rPr>
+        <w:t xml:space="preserve">'요즘 하루' 답은 루미 첫 인사 말투에만 쓰고 저장하지 않음 — 외로움·우울 척도 문항은 묻지 않음</w:t>
       </w:r>
     </w:p>
     <w:p>
@@ -8985,7 +9124,7 @@
           <w:sz w:val="22"/>
           <w:szCs w:val="22"/>
         </w:rPr>
-        <w:t xml:space="preserve">SW-03  광장 (메인 허브)</w:t>
+        <w:t xml:space="preserve">SW-03  3D 마을 · 광장 (메인 허브)</w:t>
       </w:r>
     </w:p>
     <w:tbl>
@@ -9054,7 +9193,7 @@
                 <w:sz w:val="18"/>
                 <w:szCs w:val="18"/>
               </w:rPr>
-              <w:t xml:space="preserve">사용자 아바타가 이동하며 NPC와 마주치고 다른 공간으로 이동하는 중심 공간</w:t>
+              <w:t xml:space="preserve">3D 마을(이음 마을)에서 캐릭터가 걸어 다니며 NPC를 만나고 공간에 들어가는 중심 화면</w:t>
             </w:r>
           </w:p>
         </w:tc>
@@ -9109,7 +9248,7 @@
                 <w:sz w:val="18"/>
                 <w:szCs w:val="18"/>
               </w:rPr>
-              <w:t xml:space="preserve">로그인(기존 계정) 또는 온보딩 완료 후 기본 진입 화면</w:t>
+              <w:t xml:space="preserve">로그인(기존 계정) 또는 튜토리얼 완료 후 기본 진입 화면</w:t>
             </w:r>
           </w:p>
         </w:tc>
@@ -9164,7 +9303,7 @@
                 <w:sz w:val="18"/>
                 <w:szCs w:val="18"/>
               </w:rPr>
-              <w:t xml:space="preserve">F-38 광장(허브), F-25 개인화 환류</w:t>
+              <w:t xml:space="preserve">F-38 3D 마을·광장, F-25 환류, F-51 마을이장 이벤트</w:t>
             </w:r>
           </w:p>
         </w:tc>
@@ -9305,7 +9444,7 @@
                 <w:sz w:val="18"/>
                 <w:szCs w:val="18"/>
               </w:rPr>
-              <w:t xml:space="preserve">닉네임, 미션 알림 배지</w:t>
+              <w:t xml:space="preserve">닉네임, 퀘스트 안내, 미니맵, 시점 초기화(↺)</w:t>
             </w:r>
           </w:p>
         </w:tc>
@@ -9359,7 +9498,7 @@
                 <w:sz w:val="18"/>
                 <w:szCs w:val="18"/>
               </w:rPr>
-              <w:t xml:space="preserve">아바타 이동, NPC 3종 캐릭터 배치(정책추천 · 취업상담 · 심리상담)</w:t>
+              <w:t xml:space="preserve">마을 8곳(광장·카페·지원센터·동아리센터·공원·게임방·미션방·내 집)과 NPC — 마을이장(광장)·루미(카페)·코코(동아리센터)·하루(지원센터, 구현 전에는 정책·취업 임시 창구)</w:t>
             </w:r>
           </w:p>
         </w:tc>
@@ -9387,7 +9526,7 @@
                 <w:sz w:val="18"/>
                 <w:szCs w:val="18"/>
               </w:rPr>
-              <w:t xml:space="preserve">하단 이동 메뉴</w:t>
+              <w:t xml:space="preserve">하단</w:t>
             </w:r>
           </w:p>
         </w:tc>
@@ -9413,7 +9552,7 @@
                 <w:sz w:val="18"/>
                 <w:szCs w:val="18"/>
               </w:rPr>
-              <w:t xml:space="preserve">주민센터 / 미션방 / 동아리방 / 미니게임 / 게시판</w:t>
+              <w:t xml:space="preserve">오른쪽 아래 나의 휴대폰 버튼(SW-11), 가까이 가면 '대화하기 (E)' / '들어가기 (E)' 버튼</w:t>
             </w:r>
           </w:p>
         </w:tc>
@@ -9447,7 +9586,7 @@
           <w:sz w:val="20"/>
           <w:szCs w:val="20"/>
         </w:rPr>
-        <w:t xml:space="preserve">NPC 캐릭터 클릭(또는 근접) 시 대화창(SW-04) 오픈</w:t>
+        <w:t xml:space="preserve">WASD·방향키 또는 땅을 눌러 이동, 끌어서 시점 회전, 휠로 줌</w:t>
       </w:r>
     </w:p>
     <w:p>
@@ -9464,7 +9603,72 @@
           <w:sz w:val="20"/>
           <w:szCs w:val="20"/>
         </w:rPr>
-        <w:t xml:space="preserve">하단 메뉴 클릭 시 해당 공간으로 이동</w:t>
+        <w:t xml:space="preserve">NPC·건물 가까이에서 E키(또는 버튼)로 대화창·공간 진입, M키로 전체 지도(SW-11)</w:t>
+      </w:r>
+    </w:p>
+    <w:p>
+      <w:pPr>
+        <w:pStyle w:val="ListParagraph"/>
+        <w:numPr>
+          <w:ilvl w:val="0"/>
+          <w:numId w:val="1"/>
+        </w:numPr>
+        <w:spacing w:after="60" w:line="300"/>
+      </w:pPr>
+      <w:r>
+        <w:rPr>
+          <w:sz w:val="20"/>
+          <w:szCs w:val="20"/>
+        </w:rPr>
+        <w:t xml:space="preserve">환류된 추천 NPC에 말풍선 표시 — 이유·등급은 표시하지 않음</w:t>
+      </w:r>
+    </w:p>
+    <w:p>
+      <w:pPr>
+        <w:spacing w:after="120" w:line="300"/>
+      </w:pPr>
+      <w:r>
+        <w:rPr>
+          <w:b/>
+          <w:bCs/>
+          <w:sz w:val="20"/>
+          <w:szCs w:val="20"/>
+        </w:rPr>
+        <w:t xml:space="preserve">예외 / 에러 상태</w:t>
+      </w:r>
+    </w:p>
+    <w:p>
+      <w:pPr>
+        <w:pStyle w:val="ListParagraph"/>
+        <w:numPr>
+          <w:ilvl w:val="0"/>
+          <w:numId w:val="1"/>
+        </w:numPr>
+        <w:spacing w:after="60" w:line="300"/>
+      </w:pPr>
+      <w:r>
+        <w:rPr>
+          <w:sz w:val="20"/>
+          <w:szCs w:val="20"/>
+        </w:rPr>
+        <w:t xml:space="preserve">WebGL이 없는 기기는 안내 화면 + 미션방·동아리센터만 제공</w:t>
+      </w:r>
+    </w:p>
+    <w:p>
+      <w:pPr>
+        <w:pStyle w:val="ListParagraph"/>
+        <w:numPr>
+          <w:ilvl w:val="0"/>
+          <w:numId w:val="1"/>
+        </w:numPr>
+        <w:spacing w:after="60" w:line="300"/>
+      </w:pPr>
+      <w:r>
+        <w:rPr>
+          <w:sz w:val="20"/>
+          <w:szCs w:val="20"/>
+        </w:rPr>
+        <w:t xml:space="preserve">휴대폰은 화질 '가벼움'이 기본</w:t>
       </w:r>
     </w:p>
     <w:p>
@@ -9554,7 +9758,7 @@
                 <w:sz w:val="18"/>
                 <w:szCs w:val="18"/>
               </w:rPr>
-              <w:t xml:space="preserve">4종 NPC와의 대화를 하나의 공통 UI로 제공하되 역할별 결과물(카드)만 다르게 표시</w:t>
+              <w:t xml:space="preserve">네 NPC(루미·하루·코코·마을이장)와의 대화를 공통 UI로 제공하되 역할별 결과(카드)만 다르게 표시</w:t>
             </w:r>
           </w:p>
         </w:tc>
@@ -9609,7 +9813,7 @@
                 <w:sz w:val="18"/>
                 <w:szCs w:val="18"/>
               </w:rPr>
-              <w:t xml:space="preserve">광장/주민센터에서 NPC 클릭</w:t>
+              <w:t xml:space="preserve">각 공간의 NPC 앞에서 E키 / 휴대폰 주민 연락처</w:t>
             </w:r>
           </w:p>
         </w:tc>
@@ -9664,7 +9868,7 @@
                 <w:sz w:val="18"/>
                 <w:szCs w:val="18"/>
               </w:rPr>
-              <w:t xml:space="preserve">F-26~F-32 공통 인프라, F-33~F-36 역할별 기능, F-43 가드레일</w:t>
+              <w:t xml:space="preserve">F-26~F-32 공통 인프라, F-33~F-36·F-50·F-51 역할별 기능, F-31·F-43·F-48 가드레일</w:t>
             </w:r>
           </w:p>
         </w:tc>
@@ -9805,7 +10009,7 @@
                 <w:sz w:val="18"/>
                 <w:szCs w:val="18"/>
               </w:rPr>
-              <w:t xml:space="preserve">NPC 정체성 바(이름 · 역할 아이콘)</w:t>
+              <w:t xml:space="preserve">NPC 정체성 바(이름 · 역할) — 루미는 'AI 친구 · 사람 상담사는 아니야' 고지</w:t>
             </w:r>
           </w:p>
         </w:tc>
@@ -9859,7 +10063,7 @@
                 <w:sz w:val="18"/>
                 <w:szCs w:val="18"/>
               </w:rPr>
-              <w:t xml:space="preserve">대화 말풍선 스트림</w:t>
+              <w:t xml:space="preserve">대본 선택지 버튼 + 대화 말풍선 스트림</w:t>
             </w:r>
           </w:p>
         </w:tc>
@@ -9913,7 +10117,7 @@
                 <w:sz w:val="18"/>
                 <w:szCs w:val="18"/>
               </w:rPr>
-              <w:t xml:space="preserve">역할별 전환 — 정책카드 / 공고·작성가이드 카드 / 정서지지 응답 / 혜택비교표</w:t>
+              <w:t xml:space="preserve">역할별 — 정책·프로그램 카드(하루) / 활동 추천 카드(코코, SW-13) / 이벤트 카드(이장, SW-12) / 정서 지지 응답(루미)</w:t>
             </w:r>
           </w:p>
         </w:tc>
@@ -9967,7 +10171,7 @@
                 <w:sz w:val="18"/>
                 <w:szCs w:val="18"/>
               </w:rPr>
-              <w:t xml:space="preserve">텍스트 입력창 + 추천 질문 칩</w:t>
+              <w:t xml:space="preserve">자유 입력창(루미, LLM 연결 후 공개) + 'ⓘ 자세히 보기'(AI 전송 · 개인정보 가림 · 원문 미저장 고지)</w:t>
             </w:r>
           </w:p>
         </w:tc>
@@ -10001,7 +10205,7 @@
           <w:sz w:val="20"/>
           <w:szCs w:val="20"/>
         </w:rPr>
-        <w:t xml:space="preserve">결과카드 내 '신청 방법 보기' · '미션으로 등록' 등 역할별 액션 버튼</w:t>
+        <w:t xml:space="preserve">결과 카드의 '신청 페이지 열기'(새 탭, 대리 신청 없음) · '퀘스트로 등록' 등 역할별 액션 버튼</w:t>
       </w:r>
     </w:p>
     <w:p>
@@ -10018,7 +10222,7 @@
           <w:sz w:val="20"/>
           <w:szCs w:val="20"/>
         </w:rPr>
-        <w:t xml:space="preserve">위기신호 감지 시 에스컬레이션 배너를 최우선 노출</w:t>
+        <w:t xml:space="preserve">대화창을 닫을 때 신호(태그·심각도)만 저장하고 원문은 저장하지 않음</w:t>
       </w:r>
     </w:p>
     <w:p>
@@ -10049,7 +10253,7 @@
           <w:sz w:val="20"/>
           <w:szCs w:val="20"/>
         </w:rPr>
-        <w:t xml:space="preserve">위기신호 감지 시(F-43) 상담 화면 위에 전문기관 · 109 안내 배너를 노출하고 일반 대화 UI는 일시 축소</w:t>
+        <w:t xml:space="preserve">위기 감지 시(F-43·F-48) 고정 문구 배너 — 109(자살예방, 24시간) · 1577-0199(정신건강 위기상담) · 긴급 112/119 — 를 최우선 노출</w:t>
       </w:r>
     </w:p>
     <w:p>
@@ -10066,7 +10270,7 @@
           <w:sz w:val="20"/>
           <w:szCs w:val="20"/>
         </w:rPr>
-        <w:t xml:space="preserve">LLM 응답 실패 시 '잠시 후 다시 시도해주세요' 안내와 함께 이전 대화는 유지</w:t>
+        <w:t xml:space="preserve">LLM 응답 실패·시간 초과 시 '조금 더 얘기해 줄래?' 안내와 함께 대본 선택지로 복귀</w:t>
       </w:r>
     </w:p>
     <w:p>
@@ -10087,7 +10291,7 @@
           <w:sz w:val="22"/>
           <w:szCs w:val="22"/>
         </w:rPr>
-        <w:t xml:space="preserve">SW-05  주민센터</w:t>
+        <w:t xml:space="preserve">SW-05  지원센터 (하루)</w:t>
       </w:r>
     </w:p>
     <w:tbl>
@@ -10156,7 +10360,7 @@
                 <w:sz w:val="18"/>
                 <w:szCs w:val="18"/>
               </w:rPr>
-              <w:t xml:space="preserve">민원챗봇 NPC를 통해 혜택 비교와 민원 접수를 진행</w:t>
+              <w:t xml:space="preserve">하루를 통해 정책·취업 정보를 안내받고, 월드 소통 창구로 의견을 보냄</w:t>
             </w:r>
           </w:p>
         </w:tc>
@@ -10211,7 +10415,7 @@
                 <w:sz w:val="18"/>
                 <w:szCs w:val="18"/>
               </w:rPr>
-              <w:t xml:space="preserve">광장 하단 메뉴 '주민센터'</w:t>
+              <w:t xml:space="preserve">지원센터 입구 E키 / 휴대폰 주민 연락처</w:t>
             </w:r>
           </w:p>
         </w:tc>
@@ -10266,7 +10470,7 @@
                 <w:sz w:val="18"/>
                 <w:szCs w:val="18"/>
               </w:rPr>
-              <w:t xml:space="preserve">F-36 민원챗봇</w:t>
+              <w:t xml:space="preserve">F-33·F-34 정책·취업 안내, F-36 월드 소통 창구</w:t>
             </w:r>
           </w:p>
         </w:tc>
@@ -10461,7 +10665,7 @@
                 <w:sz w:val="18"/>
                 <w:szCs w:val="18"/>
               </w:rPr>
-              <w:t xml:space="preserve">조회한 혜택 비교표 또는 민원 접수 진행상태(접수번호 표시)</w:t>
+              <w:t xml:space="preserve">정책·프로그램 카드 목록(지원 내용 · 자격 · 신청처 · 출처) 또는 소통 창구 작성 폼(기능 요청 · 불편한 점 · 오류 신고)</w:t>
             </w:r>
           </w:p>
         </w:tc>
@@ -10495,21 +10699,7 @@
           <w:sz w:val="20"/>
           <w:szCs w:val="20"/>
         </w:rPr>
-        <w:t xml:space="preserve">민원 접수 완료 시 접수번호 발급 및 진행상태 카드 생성</w:t>
-      </w:r>
-    </w:p>
-    <w:p>
-      <w:pPr>
-        <w:spacing w:after="120" w:line="300"/>
-      </w:pPr>
-      <w:r>
-        <w:rPr>
-          <w:b/>
-          <w:bCs/>
-          <w:sz w:val="20"/>
-          <w:szCs w:val="20"/>
-        </w:rPr>
-        <w:t xml:space="preserve">예외 / 에러 상태</w:t>
+        <w:t xml:space="preserve">카드의 '신청 페이지 열기' → 본인이 직접 신청 → 돌아와 '신청했어요'(퀘스트 4단계 자기보고)</w:t>
       </w:r>
     </w:p>
     <w:p>
@@ -10526,7 +10716,55 @@
           <w:sz w:val="20"/>
           <w:szCs w:val="20"/>
         </w:rPr>
-        <w:t xml:space="preserve">실제 기관 연동 전까지는 '시뮬레이션 접수'임을 안내 배지로 표시</w:t>
+        <w:t xml:space="preserve">좌절·자책 발화가 보이면 카페의 루미를 권함</w:t>
+      </w:r>
+    </w:p>
+    <w:p>
+      <w:pPr>
+        <w:spacing w:after="120" w:line="300"/>
+      </w:pPr>
+      <w:r>
+        <w:rPr>
+          <w:b/>
+          <w:bCs/>
+          <w:sz w:val="20"/>
+          <w:szCs w:val="20"/>
+        </w:rPr>
+        <w:t xml:space="preserve">예외 / 에러 상태</w:t>
+      </w:r>
+    </w:p>
+    <w:p>
+      <w:pPr>
+        <w:pStyle w:val="ListParagraph"/>
+        <w:numPr>
+          <w:ilvl w:val="0"/>
+          <w:numId w:val="1"/>
+        </w:numPr>
+        <w:spacing w:after="60" w:line="300"/>
+      </w:pPr>
+      <w:r>
+        <w:rPr>
+          <w:sz w:val="20"/>
+          <w:szCs w:val="20"/>
+        </w:rPr>
+        <w:t xml:space="preserve">소통 창구 본문은 저장 전에 위기 검사 — 위기 표현이면 본문을 저장하지 않고 109 안내</w:t>
+      </w:r>
+    </w:p>
+    <w:p>
+      <w:pPr>
+        <w:pStyle w:val="ListParagraph"/>
+        <w:numPr>
+          <w:ilvl w:val="0"/>
+          <w:numId w:val="1"/>
+        </w:numPr>
+        <w:spacing w:after="60" w:line="300"/>
+      </w:pPr>
+      <w:r>
+        <w:rPr>
+          <w:sz w:val="20"/>
+          <w:szCs w:val="20"/>
+        </w:rPr>
+        <w:t xml:space="preserve">실제 기관 민원은 받지 않음을 안내. 현재 데모는 지원센터 안이 준비 중이고 광장의 정책·취업 임시 창구가 대신함</w:t>
       </w:r>
     </w:p>
     <w:p>
@@ -10616,7 +10854,7 @@
                 <w:sz w:val="18"/>
                 <w:szCs w:val="18"/>
               </w:rPr>
-              <w:t xml:space="preserve">지속적인 사회 활동을 유도하는 미션을 제공하고 진행상태를 관리</w:t>
+              <w:t xml:space="preserve">퀘스트 1~4단계(첫걸음 · 인사 · 모임 · 동네로)를 진행하고 확인</w:t>
             </w:r>
           </w:p>
         </w:tc>
@@ -10671,7 +10909,7 @@
                 <w:sz w:val="18"/>
                 <w:szCs w:val="18"/>
               </w:rPr>
-              <w:t xml:space="preserve">광장 하단 메뉴 '미션방'</w:t>
+              <w:t xml:space="preserve">미션방 입구 E키 / 휴대폰 '미션'</w:t>
             </w:r>
           </w:p>
         </w:tc>
@@ -10726,7 +10964,7 @@
                 <w:sz w:val="18"/>
                 <w:szCs w:val="18"/>
               </w:rPr>
-              <w:t xml:space="preserve">F-39 미션방</w:t>
+              <w:t xml:space="preserve">F-39 미션방(퀘스트), F-25 환류</w:t>
             </w:r>
           </w:p>
         </w:tc>
@@ -10867,7 +11105,7 @@
                 <w:sz w:val="18"/>
                 <w:szCs w:val="18"/>
               </w:rPr>
-              <w:t xml:space="preserve">진행중 / 완료</w:t>
+              <w:t xml:space="preserve">진행중 / 완료 — 퀘스트에는 Lv. 표기를 쓰지 않음(1~4단계)</w:t>
             </w:r>
           </w:p>
         </w:tc>
@@ -10921,7 +11159,7 @@
                 <w:sz w:val="18"/>
                 <w:szCs w:val="18"/>
               </w:rPr>
-              <w:t xml:space="preserve">미션 카드 리스트(미션명 · 설명 · 보상 · 마감)</w:t>
+              <w:t xml:space="preserve">퀘스트 카드(이름 · 설명 · 단계 · 추천 배지) — 환류 추천 미션이 위</w:t>
             </w:r>
           </w:p>
         </w:tc>
@@ -10955,7 +11193,7 @@
           <w:sz w:val="20"/>
           <w:szCs w:val="20"/>
         </w:rPr>
-        <w:t xml:space="preserve">미션 카드 클릭 시 상세·인증 방법 확인</w:t>
+        <w:t xml:space="preserve">퀘스트 시작 · 완료(완료 효과음)</w:t>
       </w:r>
     </w:p>
     <w:p>
@@ -10972,7 +11210,7 @@
           <w:sz w:val="20"/>
           <w:szCs w:val="20"/>
         </w:rPr>
-        <w:t xml:space="preserve">완료 제출 시 보상 지급 애니메이션</w:t>
+        <w:t xml:space="preserve">4단계는 연결 안내 → 본인 직접 신청 → '신청했어요' 자기보고</w:t>
       </w:r>
     </w:p>
     <w:p>
@@ -11003,7 +11241,7 @@
           <w:sz w:val="20"/>
           <w:szCs w:val="20"/>
         </w:rPr>
-        <w:t xml:space="preserve">마감 임박 미션은 상단 고정 및 강조 표시</w:t>
+        <w:t xml:space="preserve">추천 이유(코호트 · 위험)는 표시하지 않고 '추천' 배지만 단다</w:t>
       </w:r>
     </w:p>
     <w:p>
@@ -11024,7 +11262,7 @@
           <w:sz w:val="22"/>
           <w:szCs w:val="22"/>
         </w:rPr>
-        <w:t xml:space="preserve">SW-07  동아리방</w:t>
+        <w:t xml:space="preserve">SW-07  동아리센터</w:t>
       </w:r>
     </w:p>
     <w:tbl>
@@ -11093,7 +11331,7 @@
                 <w:sz w:val="18"/>
                 <w:szCs w:val="18"/>
               </w:rPr>
-              <w:t xml:space="preserve">사용자끼리 문화 · 공연 · 체육 등 동아리를 개설 · 운영</w:t>
+              <w:t xml:space="preserve">동아리를 개설·가입하고 응원 스티커를 남기는 공간, 코코 상주</w:t>
             </w:r>
           </w:p>
         </w:tc>
@@ -11148,7 +11386,7 @@
                 <w:sz w:val="18"/>
                 <w:szCs w:val="18"/>
               </w:rPr>
-              <w:t xml:space="preserve">광장 하단 메뉴 '동아리방'</w:t>
+              <w:t xml:space="preserve">동아리센터 입구 E키 / 휴대폰 '동아리' / 코코 추천 카드</w:t>
             </w:r>
           </w:p>
         </w:tc>
@@ -11203,7 +11441,7 @@
                 <w:sz w:val="18"/>
                 <w:szCs w:val="18"/>
               </w:rPr>
-              <w:t xml:space="preserve">F-40 동아리방</w:t>
+              <w:t xml:space="preserve">F-40 동아리센터, F-42 응원 스티커, F-50 코코</w:t>
             </w:r>
           </w:p>
         </w:tc>
@@ -11344,7 +11582,7 @@
                 <w:sz w:val="18"/>
                 <w:szCs w:val="18"/>
               </w:rPr>
-              <w:t xml:space="preserve">'동아리 만들기' 버튼, 카테고리 필터</w:t>
+              <w:t xml:space="preserve">'동아리 만들기' 버튼, 카테고리 필터 — 문 왼쪽에 코코(추천 창 SW-13)</w:t>
             </w:r>
           </w:p>
         </w:tc>
@@ -11398,7 +11636,7 @@
                 <w:sz w:val="18"/>
                 <w:szCs w:val="18"/>
               </w:rPr>
-              <w:t xml:space="preserve">동아리 목록 카드, 클릭 시 상세(소개 · 멤버 · 게시글)</w:t>
+              <w:t xml:space="preserve">동아리 목록 카드(소개 · 멤버 수 · 응원 스티커 수), 클릭 시 상세</w:t>
             </w:r>
           </w:p>
         </w:tc>
@@ -11432,7 +11670,7 @@
           <w:sz w:val="20"/>
           <w:szCs w:val="20"/>
         </w:rPr>
-        <w:t xml:space="preserve">가입 신청, 동아리장 승인 처리</w:t>
+        <w:t xml:space="preserve">동아리 가입, 응원 스티커 남기기(SW-09)</w:t>
       </w:r>
     </w:p>
     <w:p>
@@ -11484,7 +11722,7 @@
           <w:sz w:val="22"/>
           <w:szCs w:val="22"/>
         </w:rPr>
-        <w:t xml:space="preserve">SW-08  미니게임</w:t>
+        <w:t xml:space="preserve">SW-08  게임방</w:t>
       </w:r>
     </w:p>
     <w:tbl>
@@ -11553,7 +11791,7 @@
                 <w:sz w:val="18"/>
                 <w:szCs w:val="18"/>
               </w:rPr>
-              <w:t xml:space="preserve">협동 · 친교 활동을 통한 자연스러운 사회적 상호작용 유도</w:t>
+              <w:t xml:space="preserve">협동 · 친교 미니게임을 통한 자연스러운 사회적 상호작용 유도</w:t>
             </w:r>
           </w:p>
         </w:tc>
@@ -11608,7 +11846,7 @@
                 <w:sz w:val="18"/>
                 <w:szCs w:val="18"/>
               </w:rPr>
-              <w:t xml:space="preserve">광장 하단 메뉴 '미니게임'</w:t>
+              <w:t xml:space="preserve">게임방 입구 E키</w:t>
             </w:r>
           </w:p>
         </w:tc>
@@ -11663,7 +11901,7 @@
                 <w:sz w:val="18"/>
                 <w:szCs w:val="18"/>
               </w:rPr>
-              <w:t xml:space="preserve">F-41 미니게임</w:t>
+              <w:t xml:space="preserve">F-41 게임방(미니게임)</w:t>
             </w:r>
           </w:p>
         </w:tc>
@@ -11869,7 +12107,7 @@
           <w:sz w:val="20"/>
           <w:szCs w:val="20"/>
         </w:rPr>
-        <w:t xml:space="preserve">게임 종류 · 상세 UX는 후속 기획(Open Item) — 본 문서는 목록 진입까지만 정의</w:t>
+        <w:t xml:space="preserve">게임 종류 · 상세 UX는 후속 기획(Open Item) — 현재 데모는 외관만, 안은 준비 중</w:t>
       </w:r>
     </w:p>
     <w:p>
@@ -11890,7 +12128,7 @@
           <w:sz w:val="22"/>
           <w:szCs w:val="22"/>
         </w:rPr>
-        <w:t xml:space="preserve">SW-09  게시판</w:t>
+        <w:t xml:space="preserve">SW-09  동아리 응원 스티커 (게시판 대체)</w:t>
       </w:r>
     </w:p>
     <w:p>
@@ -11906,8 +12144,2092 @@
           <w:sz w:val="18"/>
           <w:szCs w:val="18"/>
         </w:rPr>
-        <w:t xml:space="preserve">사용자 요청에 따라 상세 화면 설계는 후속 기획으로 보류한다. 개념 단계에서는 자유게시판 형태의 커뮤니티 공간으로 구상 중이며, 게시글 작성 · 열람 · 댓글 등 세부 기능과 화면 구성은 별도 문서에서 구체화한다.</w:t>
-      </w:r>
+        <w:t xml:space="preserve">2026-09-29 게시판을 폐지하고 응원 스티커로 대체했다. 별도 화면이 아니라 동아리센터(SW-07) 동아리 카드 안의 기능이다. 정해진 스티커 4종(👏 멋져요 · 🙌 나도 해보고 싶어 · 💪 응원해 · 🌱 천천히 해도 돼)만 고르고 자유 텍스트는 없어 악플·위기 글 관리 부담이 없다. 같은 동아리에 하루 1회, 동아리에는 개수만 공개한다(F-42). 화면은 구현 전이다.</w:t>
+      </w:r>
+    </w:p>
+    <w:p>
+      <w:pPr>
+        <w:shd w:fill="FFF6E0" w:val="clear"/>
+        <w:spacing w:after="100" w:before="260"/>
+      </w:pPr>
+      <w:r>
+        <w:rPr>
+          <w:b/>
+          <w:bCs/>
+          <w:color w:val="7A5C00"/>
+          <w:sz w:val="22"/>
+          <w:szCs w:val="22"/>
+        </w:rPr>
+        <w:t xml:space="preserve">SW-10  내 방 (튜토리얼)</w:t>
+      </w:r>
+    </w:p>
+    <w:tbl>
+      <w:tblPr>
+        <w:tblW w:type="dxa" w:w="9350"/>
+        <w:tblBorders>
+          <w:top w:val="single" w:color="auto" w:sz="4"/>
+          <w:left w:val="single" w:color="auto" w:sz="4"/>
+          <w:bottom w:val="single" w:color="auto" w:sz="4"/>
+          <w:right w:val="single" w:color="auto" w:sz="4"/>
+          <w:insideH w:val="single" w:color="auto" w:sz="4"/>
+          <w:insideV w:val="single" w:color="auto" w:sz="4"/>
+        </w:tblBorders>
+      </w:tblPr>
+      <w:tblGrid>
+        <w:gridCol w:w="1500"/>
+        <w:gridCol w:w="7850"/>
+      </w:tblGrid>
+      <w:tr>
+        <w:tc>
+          <w:tcPr>
+            <w:tcW w:type="dxa" w:w="1500"/>
+            <w:shd w:fill="F2F2F2" w:val="clear"/>
+            <w:tcMar>
+              <w:top w:type="dxa" w:w="60"/>
+              <w:left w:type="dxa" w:w="100"/>
+              <w:bottom w:type="dxa" w:w="60"/>
+              <w:right w:type="dxa" w:w="100"/>
+            </w:tcMar>
+            <w:vAlign w:val="center"/>
+          </w:tcPr>
+          <w:p>
+            <w:pPr>
+              <w:jc w:val="left"/>
+            </w:pPr>
+            <w:r>
+              <w:rPr>
+                <w:b/>
+                <w:bCs/>
+                <w:sz w:val="18"/>
+                <w:szCs w:val="18"/>
+              </w:rPr>
+              <w:t xml:space="preserve">목적</w:t>
+            </w:r>
+          </w:p>
+        </w:tc>
+        <w:tc>
+          <w:tcPr>
+            <w:tcW w:type="dxa" w:w="7850"/>
+            <w:tcMar>
+              <w:top w:type="dxa" w:w="60"/>
+              <w:left w:type="dxa" w:w="100"/>
+              <w:bottom w:type="dxa" w:w="60"/>
+              <w:right w:type="dxa" w:w="100"/>
+            </w:tcMar>
+            <w:vAlign w:val="center"/>
+          </w:tcPr>
+          <w:p>
+            <w:pPr>
+              <w:jc w:val="left"/>
+            </w:pPr>
+            <w:r>
+              <w:rPr>
+                <w:b w:val="false"/>
+                <w:bCs w:val="false"/>
+                <w:sz w:val="18"/>
+                <w:szCs w:val="18"/>
+              </w:rPr>
+              <w:t xml:space="preserve">개인 공간. 튜토리얼에서 깨어나는 곳이자 캐릭터를 꾸미는 공간</w:t>
+            </w:r>
+          </w:p>
+        </w:tc>
+      </w:tr>
+      <w:tr>
+        <w:tc>
+          <w:tcPr>
+            <w:tcW w:type="dxa" w:w="1500"/>
+            <w:shd w:fill="F2F2F2" w:val="clear"/>
+            <w:tcMar>
+              <w:top w:type="dxa" w:w="60"/>
+              <w:left w:type="dxa" w:w="100"/>
+              <w:bottom w:type="dxa" w:w="60"/>
+              <w:right w:type="dxa" w:w="100"/>
+            </w:tcMar>
+            <w:vAlign w:val="center"/>
+          </w:tcPr>
+          <w:p>
+            <w:pPr>
+              <w:jc w:val="left"/>
+            </w:pPr>
+            <w:r>
+              <w:rPr>
+                <w:b/>
+                <w:bCs/>
+                <w:sz w:val="18"/>
+                <w:szCs w:val="18"/>
+              </w:rPr>
+              <w:t xml:space="preserve">진입 경로</w:t>
+            </w:r>
+          </w:p>
+        </w:tc>
+        <w:tc>
+          <w:tcPr>
+            <w:tcW w:type="dxa" w:w="7850"/>
+            <w:tcMar>
+              <w:top w:type="dxa" w:w="60"/>
+              <w:left w:type="dxa" w:w="100"/>
+              <w:bottom w:type="dxa" w:w="60"/>
+              <w:right w:type="dxa" w:w="100"/>
+            </w:tcMar>
+            <w:vAlign w:val="center"/>
+          </w:tcPr>
+          <w:p>
+            <w:pPr>
+              <w:jc w:val="left"/>
+            </w:pPr>
+            <w:r>
+              <w:rPr>
+                <w:b w:val="false"/>
+                <w:bCs w:val="false"/>
+                <w:sz w:val="18"/>
+                <w:szCs w:val="18"/>
+              </w:rPr>
+              <w:t xml:space="preserve">튜토리얼(SW-02 직후) / 마을 동쪽 '내 집' 입구</w:t>
+            </w:r>
+          </w:p>
+        </w:tc>
+      </w:tr>
+      <w:tr>
+        <w:tc>
+          <w:tcPr>
+            <w:tcW w:type="dxa" w:w="1500"/>
+            <w:shd w:fill="F2F2F2" w:val="clear"/>
+            <w:tcMar>
+              <w:top w:type="dxa" w:w="60"/>
+              <w:left w:type="dxa" w:w="100"/>
+              <w:bottom w:type="dxa" w:w="60"/>
+              <w:right w:type="dxa" w:w="100"/>
+            </w:tcMar>
+            <w:vAlign w:val="center"/>
+          </w:tcPr>
+          <w:p>
+            <w:pPr>
+              <w:jc w:val="left"/>
+            </w:pPr>
+            <w:r>
+              <w:rPr>
+                <w:b/>
+                <w:bCs/>
+                <w:sz w:val="18"/>
+                <w:szCs w:val="18"/>
+              </w:rPr>
+              <w:t xml:space="preserve">관련 기능</w:t>
+            </w:r>
+          </w:p>
+        </w:tc>
+        <w:tc>
+          <w:tcPr>
+            <w:tcW w:type="dxa" w:w="7850"/>
+            <w:tcMar>
+              <w:top w:type="dxa" w:w="60"/>
+              <w:left w:type="dxa" w:w="100"/>
+              <w:bottom w:type="dxa" w:w="60"/>
+              <w:right w:type="dxa" w:w="100"/>
+            </w:tcMar>
+            <w:vAlign w:val="center"/>
+          </w:tcPr>
+          <w:p>
+            <w:pPr>
+              <w:jc w:val="left"/>
+            </w:pPr>
+            <w:r>
+              <w:rPr>
+                <w:b w:val="false"/>
+                <w:bCs w:val="false"/>
+                <w:sz w:val="18"/>
+                <w:szCs w:val="18"/>
+              </w:rPr>
+              <w:t xml:space="preserve">F-49 튜토리얼, F-55 내 방</w:t>
+            </w:r>
+          </w:p>
+        </w:tc>
+      </w:tr>
+    </w:tbl>
+    <w:p>
+      <w:pPr>
+        <w:spacing w:after="120" w:line="300"/>
+      </w:pPr>
+      <w:r>
+        <w:rPr>
+          <w:b/>
+          <w:bCs/>
+          <w:sz w:val="20"/>
+          <w:szCs w:val="20"/>
+        </w:rPr>
+        <w:t xml:space="preserve">레이아웃 구성</w:t>
+      </w:r>
+    </w:p>
+    <w:tbl>
+      <w:tblPr>
+        <w:tblW w:type="dxa" w:w="9350"/>
+        <w:tblBorders>
+          <w:top w:val="single" w:color="auto" w:sz="4"/>
+          <w:left w:val="single" w:color="auto" w:sz="4"/>
+          <w:bottom w:val="single" w:color="auto" w:sz="4"/>
+          <w:right w:val="single" w:color="auto" w:sz="4"/>
+          <w:insideH w:val="single" w:color="auto" w:sz="4"/>
+          <w:insideV w:val="single" w:color="auto" w:sz="4"/>
+        </w:tblBorders>
+      </w:tblPr>
+      <w:tblGrid>
+        <w:gridCol w:w="2200"/>
+        <w:gridCol w:w="7150"/>
+      </w:tblGrid>
+      <w:tr>
+        <w:tc>
+          <w:tcPr>
+            <w:tcW w:type="dxa" w:w="2200"/>
+            <w:shd w:fill="F2F2F2" w:val="clear"/>
+            <w:tcMar>
+              <w:top w:type="dxa" w:w="60"/>
+              <w:left w:type="dxa" w:w="100"/>
+              <w:bottom w:type="dxa" w:w="60"/>
+              <w:right w:type="dxa" w:w="100"/>
+            </w:tcMar>
+            <w:vAlign w:val="center"/>
+          </w:tcPr>
+          <w:p>
+            <w:pPr>
+              <w:jc w:val="left"/>
+            </w:pPr>
+            <w:r>
+              <w:rPr>
+                <w:b/>
+                <w:bCs/>
+                <w:sz w:val="18"/>
+                <w:szCs w:val="18"/>
+              </w:rPr>
+              <w:t xml:space="preserve">영역</w:t>
+            </w:r>
+          </w:p>
+        </w:tc>
+        <w:tc>
+          <w:tcPr>
+            <w:tcW w:type="dxa" w:w="7150"/>
+            <w:shd w:fill="F2F2F2" w:val="clear"/>
+            <w:tcMar>
+              <w:top w:type="dxa" w:w="60"/>
+              <w:left w:type="dxa" w:w="100"/>
+              <w:bottom w:type="dxa" w:w="60"/>
+              <w:right w:type="dxa" w:w="100"/>
+            </w:tcMar>
+            <w:vAlign w:val="center"/>
+          </w:tcPr>
+          <w:p>
+            <w:pPr>
+              <w:jc w:val="left"/>
+            </w:pPr>
+            <w:r>
+              <w:rPr>
+                <w:b/>
+                <w:bCs/>
+                <w:sz w:val="18"/>
+                <w:szCs w:val="18"/>
+              </w:rPr>
+              <w:t xml:space="preserve">구성 요소 / 설명</w:t>
+            </w:r>
+          </w:p>
+        </w:tc>
+      </w:tr>
+      <w:tr>
+        <w:tc>
+          <w:tcPr>
+            <w:tcW w:type="dxa" w:w="2200"/>
+            <w:tcMar>
+              <w:top w:type="dxa" w:w="60"/>
+              <w:left w:type="dxa" w:w="100"/>
+              <w:bottom w:type="dxa" w:w="60"/>
+              <w:right w:type="dxa" w:w="100"/>
+            </w:tcMar>
+            <w:vAlign w:val="center"/>
+          </w:tcPr>
+          <w:p>
+            <w:pPr>
+              <w:jc w:val="left"/>
+            </w:pPr>
+            <w:r>
+              <w:rPr>
+                <w:b/>
+                <w:bCs/>
+                <w:sz w:val="18"/>
+                <w:szCs w:val="18"/>
+              </w:rPr>
+              <w:t xml:space="preserve">본문</w:t>
+            </w:r>
+          </w:p>
+        </w:tc>
+        <w:tc>
+          <w:tcPr>
+            <w:tcW w:type="dxa" w:w="7150"/>
+            <w:tcMar>
+              <w:top w:type="dxa" w:w="60"/>
+              <w:left w:type="dxa" w:w="100"/>
+              <w:bottom w:type="dxa" w:w="60"/>
+              <w:right w:type="dxa" w:w="100"/>
+            </w:tcMar>
+            <w:vAlign w:val="center"/>
+          </w:tcPr>
+          <w:p>
+            <w:pPr>
+              <w:jc w:val="left"/>
+            </w:pPr>
+            <w:r>
+              <w:rPr>
+                <w:b w:val="false"/>
+                <w:bCs w:val="false"/>
+                <w:sz w:val="18"/>
+                <w:szCs w:val="18"/>
+              </w:rPr>
+              <w:t xml:space="preserve">3D 실내(침대 · 책상 · 책장 · 창문)와 내 캐릭터</w:t>
+            </w:r>
+          </w:p>
+        </w:tc>
+      </w:tr>
+      <w:tr>
+        <w:tc>
+          <w:tcPr>
+            <w:tcW w:type="dxa" w:w="2200"/>
+            <w:tcMar>
+              <w:top w:type="dxa" w:w="60"/>
+              <w:left w:type="dxa" w:w="100"/>
+              <w:bottom w:type="dxa" w:w="60"/>
+              <w:right w:type="dxa" w:w="100"/>
+            </w:tcMar>
+            <w:vAlign w:val="center"/>
+          </w:tcPr>
+          <w:p>
+            <w:pPr>
+              <w:jc w:val="left"/>
+            </w:pPr>
+            <w:r>
+              <w:rPr>
+                <w:b/>
+                <w:bCs/>
+                <w:sz w:val="18"/>
+                <w:szCs w:val="18"/>
+              </w:rPr>
+              <w:t xml:space="preserve">메뉴</w:t>
+            </w:r>
+          </w:p>
+        </w:tc>
+        <w:tc>
+          <w:tcPr>
+            <w:tcW w:type="dxa" w:w="7150"/>
+            <w:tcMar>
+              <w:top w:type="dxa" w:w="60"/>
+              <w:left w:type="dxa" w:w="100"/>
+              <w:bottom w:type="dxa" w:w="60"/>
+              <w:right w:type="dxa" w:w="100"/>
+            </w:tcMar>
+            <w:vAlign w:val="center"/>
+          </w:tcPr>
+          <w:p>
+            <w:pPr>
+              <w:jc w:val="left"/>
+            </w:pPr>
+            <w:r>
+              <w:rPr>
+                <w:b w:val="false"/>
+                <w:bCs w:val="false"/>
+                <w:sz w:val="18"/>
+                <w:szCs w:val="18"/>
+              </w:rPr>
+              <w:t xml:space="preserve">캐릭터 꾸미기 · 루미의 마을 소개 다시 보기 · 밖으로 나가기</w:t>
+            </w:r>
+          </w:p>
+        </w:tc>
+      </w:tr>
+    </w:tbl>
+    <w:p>
+      <w:pPr>
+        <w:spacing w:after="120" w:line="300"/>
+      </w:pPr>
+      <w:r>
+        <w:rPr>
+          <w:b/>
+          <w:bCs/>
+          <w:sz w:val="20"/>
+          <w:szCs w:val="20"/>
+        </w:rPr>
+        <w:t xml:space="preserve">주요 인터랙션</w:t>
+      </w:r>
+    </w:p>
+    <w:p>
+      <w:pPr>
+        <w:pStyle w:val="ListParagraph"/>
+        <w:numPr>
+          <w:ilvl w:val="0"/>
+          <w:numId w:val="1"/>
+        </w:numPr>
+        <w:spacing w:after="60" w:line="300"/>
+      </w:pPr>
+      <w:r>
+        <w:rPr>
+          <w:sz w:val="20"/>
+          <w:szCs w:val="20"/>
+        </w:rPr>
+        <w:t xml:space="preserve">튜토리얼: 침대에서 깨어남 → 루미가 문을 두드리고 들어와 인사(대본 고정, 'AI 친구'·원문 미저장 안내 포함) → 함께 나가 마을 8곳 도보 투어(금색 표시, '루미 따라가기') → 마을이장께 인사 = 첫 퀘스트</w:t>
+      </w:r>
+    </w:p>
+    <w:p>
+      <w:pPr>
+        <w:pStyle w:val="ListParagraph"/>
+        <w:numPr>
+          <w:ilvl w:val="0"/>
+          <w:numId w:val="1"/>
+        </w:numPr>
+        <w:spacing w:after="60" w:line="300"/>
+      </w:pPr>
+      <w:r>
+        <w:rPr>
+          <w:sz w:val="20"/>
+          <w:szCs w:val="20"/>
+        </w:rPr>
+        <w:t xml:space="preserve">'투어 그만하기'·'건너뛰기'도 루미가 인사하고 떠나며, 건너뛰기는 이장님께 가는 짧은 동행으로 바뀜</w:t>
+      </w:r>
+    </w:p>
+    <w:p>
+      <w:pPr>
+        <w:spacing w:after="120" w:line="300"/>
+      </w:pPr>
+      <w:r>
+        <w:rPr>
+          <w:b/>
+          <w:bCs/>
+          <w:sz w:val="20"/>
+          <w:szCs w:val="20"/>
+        </w:rPr>
+        <w:t xml:space="preserve">예외 / 에러 상태</w:t>
+      </w:r>
+    </w:p>
+    <w:p>
+      <w:pPr>
+        <w:pStyle w:val="ListParagraph"/>
+        <w:numPr>
+          <w:ilvl w:val="0"/>
+          <w:numId w:val="1"/>
+        </w:numPr>
+        <w:spacing w:after="60" w:line="300"/>
+      </w:pPr>
+      <w:r>
+        <w:rPr>
+          <w:sz w:val="20"/>
+          <w:szCs w:val="20"/>
+        </w:rPr>
+        <w:t xml:space="preserve">다시 들어온 사용자는 튜토리얼을 건너뛰고(onboarded_at), 내 방 메뉴에서 소개를 다시 볼 수 있음</w:t>
+      </w:r>
+    </w:p>
+    <w:p>
+      <w:pPr>
+        <w:pStyle w:val="ListParagraph"/>
+        <w:numPr>
+          <w:ilvl w:val="0"/>
+          <w:numId w:val="1"/>
+        </w:numPr>
+        <w:spacing w:after="60" w:line="300"/>
+      </w:pPr>
+      <w:r>
+        <w:rPr>
+          <w:sz w:val="20"/>
+          <w:szCs w:val="20"/>
+        </w:rPr>
+        <w:t xml:space="preserve">DB 준비 전에는 캐릭터를 이 브라우저에 보관하고, 준비되면 자동으로 옮김</w:t>
+      </w:r>
+    </w:p>
+    <w:p>
+      <w:pPr>
+        <w:spacing w:after="200"/>
+      </w:pPr>
+    </w:p>
+    <w:p>
+      <w:pPr>
+        <w:shd w:fill="FFF6E0" w:val="clear"/>
+        <w:spacing w:after="100" w:before="260"/>
+      </w:pPr>
+      <w:r>
+        <w:rPr>
+          <w:b/>
+          <w:bCs/>
+          <w:color w:val="7A5C00"/>
+          <w:sz w:val="22"/>
+          <w:szCs w:val="22"/>
+        </w:rPr>
+        <w:t xml:space="preserve">SW-11  나의 휴대폰 · 전체 지도</w:t>
+      </w:r>
+    </w:p>
+    <w:tbl>
+      <w:tblPr>
+        <w:tblW w:type="dxa" w:w="9350"/>
+        <w:tblBorders>
+          <w:top w:val="single" w:color="auto" w:sz="4"/>
+          <w:left w:val="single" w:color="auto" w:sz="4"/>
+          <w:bottom w:val="single" w:color="auto" w:sz="4"/>
+          <w:right w:val="single" w:color="auto" w:sz="4"/>
+          <w:insideH w:val="single" w:color="auto" w:sz="4"/>
+          <w:insideV w:val="single" w:color="auto" w:sz="4"/>
+        </w:tblBorders>
+      </w:tblPr>
+      <w:tblGrid>
+        <w:gridCol w:w="1500"/>
+        <w:gridCol w:w="7850"/>
+      </w:tblGrid>
+      <w:tr>
+        <w:tc>
+          <w:tcPr>
+            <w:tcW w:type="dxa" w:w="1500"/>
+            <w:shd w:fill="F2F2F2" w:val="clear"/>
+            <w:tcMar>
+              <w:top w:type="dxa" w:w="60"/>
+              <w:left w:type="dxa" w:w="100"/>
+              <w:bottom w:type="dxa" w:w="60"/>
+              <w:right w:type="dxa" w:w="100"/>
+            </w:tcMar>
+            <w:vAlign w:val="center"/>
+          </w:tcPr>
+          <w:p>
+            <w:pPr>
+              <w:jc w:val="left"/>
+            </w:pPr>
+            <w:r>
+              <w:rPr>
+                <w:b/>
+                <w:bCs/>
+                <w:sz w:val="18"/>
+                <w:szCs w:val="18"/>
+              </w:rPr>
+              <w:t xml:space="preserve">목적</w:t>
+            </w:r>
+          </w:p>
+        </w:tc>
+        <w:tc>
+          <w:tcPr>
+            <w:tcW w:type="dxa" w:w="7850"/>
+            <w:tcMar>
+              <w:top w:type="dxa" w:w="60"/>
+              <w:left w:type="dxa" w:w="100"/>
+              <w:bottom w:type="dxa" w:w="60"/>
+              <w:right w:type="dxa" w:w="100"/>
+            </w:tcMar>
+            <w:vAlign w:val="center"/>
+          </w:tcPr>
+          <w:p>
+            <w:pPr>
+              <w:jc w:val="left"/>
+            </w:pPr>
+            <w:r>
+              <w:rPr>
+                <w:b w:val="false"/>
+                <w:bCs w:val="false"/>
+                <w:sz w:val="18"/>
+                <w:szCs w:val="18"/>
+              </w:rPr>
+              <w:t xml:space="preserve">마을 어디서나 동아리 · 퀘스트 · 주민 연락처 · 설정에 접근하고, 지도에서 장소로 이동</w:t>
+            </w:r>
+          </w:p>
+        </w:tc>
+      </w:tr>
+      <w:tr>
+        <w:tc>
+          <w:tcPr>
+            <w:tcW w:type="dxa" w:w="1500"/>
+            <w:shd w:fill="F2F2F2" w:val="clear"/>
+            <w:tcMar>
+              <w:top w:type="dxa" w:w="60"/>
+              <w:left w:type="dxa" w:w="100"/>
+              <w:bottom w:type="dxa" w:w="60"/>
+              <w:right w:type="dxa" w:w="100"/>
+            </w:tcMar>
+            <w:vAlign w:val="center"/>
+          </w:tcPr>
+          <w:p>
+            <w:pPr>
+              <w:jc w:val="left"/>
+            </w:pPr>
+            <w:r>
+              <w:rPr>
+                <w:b/>
+                <w:bCs/>
+                <w:sz w:val="18"/>
+                <w:szCs w:val="18"/>
+              </w:rPr>
+              <w:t xml:space="preserve">진입 경로</w:t>
+            </w:r>
+          </w:p>
+        </w:tc>
+        <w:tc>
+          <w:tcPr>
+            <w:tcW w:type="dxa" w:w="7850"/>
+            <w:tcMar>
+              <w:top w:type="dxa" w:w="60"/>
+              <w:left w:type="dxa" w:w="100"/>
+              <w:bottom w:type="dxa" w:w="60"/>
+              <w:right w:type="dxa" w:w="100"/>
+            </w:tcMar>
+            <w:vAlign w:val="center"/>
+          </w:tcPr>
+          <w:p>
+            <w:pPr>
+              <w:jc w:val="left"/>
+            </w:pPr>
+            <w:r>
+              <w:rPr>
+                <w:b w:val="false"/>
+                <w:bCs w:val="false"/>
+                <w:sz w:val="18"/>
+                <w:szCs w:val="18"/>
+              </w:rPr>
+              <w:t xml:space="preserve">오른쪽 아래 휴대폰 버튼 / M키(전체 지도)</w:t>
+            </w:r>
+          </w:p>
+        </w:tc>
+      </w:tr>
+      <w:tr>
+        <w:tc>
+          <w:tcPr>
+            <w:tcW w:type="dxa" w:w="1500"/>
+            <w:shd w:fill="F2F2F2" w:val="clear"/>
+            <w:tcMar>
+              <w:top w:type="dxa" w:w="60"/>
+              <w:left w:type="dxa" w:w="100"/>
+              <w:bottom w:type="dxa" w:w="60"/>
+              <w:right w:type="dxa" w:w="100"/>
+            </w:tcMar>
+            <w:vAlign w:val="center"/>
+          </w:tcPr>
+          <w:p>
+            <w:pPr>
+              <w:jc w:val="left"/>
+            </w:pPr>
+            <w:r>
+              <w:rPr>
+                <w:b/>
+                <w:bCs/>
+                <w:sz w:val="18"/>
+                <w:szCs w:val="18"/>
+              </w:rPr>
+              <w:t xml:space="preserve">관련 기능</w:t>
+            </w:r>
+          </w:p>
+        </w:tc>
+        <w:tc>
+          <w:tcPr>
+            <w:tcW w:type="dxa" w:w="7850"/>
+            <w:tcMar>
+              <w:top w:type="dxa" w:w="60"/>
+              <w:left w:type="dxa" w:w="100"/>
+              <w:bottom w:type="dxa" w:w="60"/>
+              <w:right w:type="dxa" w:w="100"/>
+            </w:tcMar>
+            <w:vAlign w:val="center"/>
+          </w:tcPr>
+          <w:p>
+            <w:pPr>
+              <w:jc w:val="left"/>
+            </w:pPr>
+            <w:r>
+              <w:rPr>
+                <w:b w:val="false"/>
+                <w:bCs w:val="false"/>
+                <w:sz w:val="18"/>
+                <w:szCs w:val="18"/>
+              </w:rPr>
+              <w:t xml:space="preserve">F-54 나의 휴대폰·전체 지도</w:t>
+            </w:r>
+          </w:p>
+        </w:tc>
+      </w:tr>
+    </w:tbl>
+    <w:p>
+      <w:pPr>
+        <w:spacing w:after="120" w:line="300"/>
+      </w:pPr>
+      <w:r>
+        <w:rPr>
+          <w:b/>
+          <w:bCs/>
+          <w:sz w:val="20"/>
+          <w:szCs w:val="20"/>
+        </w:rPr>
+        <w:t xml:space="preserve">레이아웃 구성</w:t>
+      </w:r>
+    </w:p>
+    <w:tbl>
+      <w:tblPr>
+        <w:tblW w:type="dxa" w:w="9350"/>
+        <w:tblBorders>
+          <w:top w:val="single" w:color="auto" w:sz="4"/>
+          <w:left w:val="single" w:color="auto" w:sz="4"/>
+          <w:bottom w:val="single" w:color="auto" w:sz="4"/>
+          <w:right w:val="single" w:color="auto" w:sz="4"/>
+          <w:insideH w:val="single" w:color="auto" w:sz="4"/>
+          <w:insideV w:val="single" w:color="auto" w:sz="4"/>
+        </w:tblBorders>
+      </w:tblPr>
+      <w:tblGrid>
+        <w:gridCol w:w="2200"/>
+        <w:gridCol w:w="7150"/>
+      </w:tblGrid>
+      <w:tr>
+        <w:tc>
+          <w:tcPr>
+            <w:tcW w:type="dxa" w:w="2200"/>
+            <w:shd w:fill="F2F2F2" w:val="clear"/>
+            <w:tcMar>
+              <w:top w:type="dxa" w:w="60"/>
+              <w:left w:type="dxa" w:w="100"/>
+              <w:bottom w:type="dxa" w:w="60"/>
+              <w:right w:type="dxa" w:w="100"/>
+            </w:tcMar>
+            <w:vAlign w:val="center"/>
+          </w:tcPr>
+          <w:p>
+            <w:pPr>
+              <w:jc w:val="left"/>
+            </w:pPr>
+            <w:r>
+              <w:rPr>
+                <w:b/>
+                <w:bCs/>
+                <w:sz w:val="18"/>
+                <w:szCs w:val="18"/>
+              </w:rPr>
+              <w:t xml:space="preserve">영역</w:t>
+            </w:r>
+          </w:p>
+        </w:tc>
+        <w:tc>
+          <w:tcPr>
+            <w:tcW w:type="dxa" w:w="7150"/>
+            <w:shd w:fill="F2F2F2" w:val="clear"/>
+            <w:tcMar>
+              <w:top w:type="dxa" w:w="60"/>
+              <w:left w:type="dxa" w:w="100"/>
+              <w:bottom w:type="dxa" w:w="60"/>
+              <w:right w:type="dxa" w:w="100"/>
+            </w:tcMar>
+            <w:vAlign w:val="center"/>
+          </w:tcPr>
+          <w:p>
+            <w:pPr>
+              <w:jc w:val="left"/>
+            </w:pPr>
+            <w:r>
+              <w:rPr>
+                <w:b/>
+                <w:bCs/>
+                <w:sz w:val="18"/>
+                <w:szCs w:val="18"/>
+              </w:rPr>
+              <w:t xml:space="preserve">구성 요소 / 설명</w:t>
+            </w:r>
+          </w:p>
+        </w:tc>
+      </w:tr>
+      <w:tr>
+        <w:tc>
+          <w:tcPr>
+            <w:tcW w:type="dxa" w:w="2200"/>
+            <w:tcMar>
+              <w:top w:type="dxa" w:w="60"/>
+              <w:left w:type="dxa" w:w="100"/>
+              <w:bottom w:type="dxa" w:w="60"/>
+              <w:right w:type="dxa" w:w="100"/>
+            </w:tcMar>
+            <w:vAlign w:val="center"/>
+          </w:tcPr>
+          <w:p>
+            <w:pPr>
+              <w:jc w:val="left"/>
+            </w:pPr>
+            <w:r>
+              <w:rPr>
+                <w:b/>
+                <w:bCs/>
+                <w:sz w:val="18"/>
+                <w:szCs w:val="18"/>
+              </w:rPr>
+              <w:t xml:space="preserve">휴대폰</w:t>
+            </w:r>
+          </w:p>
+        </w:tc>
+        <w:tc>
+          <w:tcPr>
+            <w:tcW w:type="dxa" w:w="7150"/>
+            <w:tcMar>
+              <w:top w:type="dxa" w:w="60"/>
+              <w:left w:type="dxa" w:w="100"/>
+              <w:bottom w:type="dxa" w:w="60"/>
+              <w:right w:type="dxa" w:w="100"/>
+            </w:tcMar>
+            <w:vAlign w:val="center"/>
+          </w:tcPr>
+          <w:p>
+            <w:pPr>
+              <w:jc w:val="left"/>
+            </w:pPr>
+            <w:r>
+              <w:rPr>
+                <w:b w:val="false"/>
+                <w:bCs w:val="false"/>
+                <w:sz w:val="18"/>
+                <w:szCs w:val="18"/>
+              </w:rPr>
+              <w:t xml:space="preserve">홈 · 동아리 · 미션 · 연락처 · 설정</w:t>
+            </w:r>
+          </w:p>
+        </w:tc>
+      </w:tr>
+      <w:tr>
+        <w:tc>
+          <w:tcPr>
+            <w:tcW w:type="dxa" w:w="2200"/>
+            <w:tcMar>
+              <w:top w:type="dxa" w:w="60"/>
+              <w:left w:type="dxa" w:w="100"/>
+              <w:bottom w:type="dxa" w:w="60"/>
+              <w:right w:type="dxa" w:w="100"/>
+            </w:tcMar>
+            <w:vAlign w:val="center"/>
+          </w:tcPr>
+          <w:p>
+            <w:pPr>
+              <w:jc w:val="left"/>
+            </w:pPr>
+            <w:r>
+              <w:rPr>
+                <w:b/>
+                <w:bCs/>
+                <w:sz w:val="18"/>
+                <w:szCs w:val="18"/>
+              </w:rPr>
+              <w:t xml:space="preserve">전체 지도</w:t>
+            </w:r>
+          </w:p>
+        </w:tc>
+        <w:tc>
+          <w:tcPr>
+            <w:tcW w:type="dxa" w:w="7150"/>
+            <w:tcMar>
+              <w:top w:type="dxa" w:w="60"/>
+              <w:left w:type="dxa" w:w="100"/>
+              <w:bottom w:type="dxa" w:w="60"/>
+              <w:right w:type="dxa" w:w="100"/>
+            </w:tcMar>
+            <w:vAlign w:val="center"/>
+          </w:tcPr>
+          <w:p>
+            <w:pPr>
+              <w:jc w:val="left"/>
+            </w:pPr>
+            <w:r>
+              <w:rPr>
+                <w:b w:val="false"/>
+                <w:bCs w:val="false"/>
+                <w:sz w:val="18"/>
+                <w:szCs w:val="18"/>
+              </w:rPr>
+              <w:t xml:space="preserve">마을 8곳과 NPC 위치 — 누르면 그 입구 앞으로 이동(내 방에서 누르면 밖으로)</w:t>
+            </w:r>
+          </w:p>
+        </w:tc>
+      </w:tr>
+      <w:tr>
+        <w:tc>
+          <w:tcPr>
+            <w:tcW w:type="dxa" w:w="2200"/>
+            <w:tcMar>
+              <w:top w:type="dxa" w:w="60"/>
+              <w:left w:type="dxa" w:w="100"/>
+              <w:bottom w:type="dxa" w:w="60"/>
+              <w:right w:type="dxa" w:w="100"/>
+            </w:tcMar>
+            <w:vAlign w:val="center"/>
+          </w:tcPr>
+          <w:p>
+            <w:pPr>
+              <w:jc w:val="left"/>
+            </w:pPr>
+            <w:r>
+              <w:rPr>
+                <w:b/>
+                <w:bCs/>
+                <w:sz w:val="18"/>
+                <w:szCs w:val="18"/>
+              </w:rPr>
+              <w:t xml:space="preserve">설정</w:t>
+            </w:r>
+          </w:p>
+        </w:tc>
+        <w:tc>
+          <w:tcPr>
+            <w:tcW w:type="dxa" w:w="7150"/>
+            <w:tcMar>
+              <w:top w:type="dxa" w:w="60"/>
+              <w:left w:type="dxa" w:w="100"/>
+              <w:bottom w:type="dxa" w:w="60"/>
+              <w:right w:type="dxa" w:w="100"/>
+            </w:tcMar>
+            <w:vAlign w:val="center"/>
+          </w:tcPr>
+          <w:p>
+            <w:pPr>
+              <w:jc w:val="left"/>
+            </w:pPr>
+            <w:r>
+              <w:rPr>
+                <w:b w:val="false"/>
+                <w:bCs w:val="false"/>
+                <w:sz w:val="18"/>
+                <w:szCs w:val="18"/>
+              </w:rPr>
+              <w:t xml:space="preserve">미니맵 방향 · 화질 · 시점 초기화 · 효과음 · 키 바꾸기 · 로그아웃</w:t>
+            </w:r>
+          </w:p>
+        </w:tc>
+      </w:tr>
+    </w:tbl>
+    <w:p>
+      <w:pPr>
+        <w:spacing w:after="120" w:line="300"/>
+      </w:pPr>
+      <w:r>
+        <w:rPr>
+          <w:b/>
+          <w:bCs/>
+          <w:sz w:val="20"/>
+          <w:szCs w:val="20"/>
+        </w:rPr>
+        <w:t xml:space="preserve">주요 인터랙션</w:t>
+      </w:r>
+    </w:p>
+    <w:p>
+      <w:pPr>
+        <w:pStyle w:val="ListParagraph"/>
+        <w:numPr>
+          <w:ilvl w:val="0"/>
+          <w:numId w:val="1"/>
+        </w:numPr>
+        <w:spacing w:after="60" w:line="300"/>
+      </w:pPr>
+      <w:r>
+        <w:rPr>
+          <w:sz w:val="20"/>
+          <w:szCs w:val="20"/>
+        </w:rPr>
+        <w:t xml:space="preserve">연락처에서 NPC를 고르면 그 NPC 앞으로 이동해 대화(코코 · 이장은 바로 대화창)</w:t>
+      </w:r>
+    </w:p>
+    <w:p>
+      <w:pPr>
+        <w:pStyle w:val="ListParagraph"/>
+        <w:numPr>
+          <w:ilvl w:val="0"/>
+          <w:numId w:val="1"/>
+        </w:numPr>
+        <w:spacing w:after="60" w:line="300"/>
+      </w:pPr>
+      <w:r>
+        <w:rPr>
+          <w:sz w:val="20"/>
+          <w:szCs w:val="20"/>
+        </w:rPr>
+        <w:t xml:space="preserve">마을에 들어오고 6.5초 뒤 코코 알림 1회(고정 문구, 위험 정보와 무관) — 누르면 코코 추천 창(SW-13)</w:t>
+      </w:r>
+    </w:p>
+    <w:p>
+      <w:pPr>
+        <w:spacing w:after="120" w:line="300"/>
+      </w:pPr>
+      <w:r>
+        <w:rPr>
+          <w:b/>
+          <w:bCs/>
+          <w:sz w:val="20"/>
+          <w:szCs w:val="20"/>
+        </w:rPr>
+        <w:t xml:space="preserve">예외 / 에러 상태</w:t>
+      </w:r>
+    </w:p>
+    <w:p>
+      <w:pPr>
+        <w:pStyle w:val="ListParagraph"/>
+        <w:numPr>
+          <w:ilvl w:val="0"/>
+          <w:numId w:val="1"/>
+        </w:numPr>
+        <w:spacing w:after="60" w:line="300"/>
+      </w:pPr>
+      <w:r>
+        <w:rPr>
+          <w:sz w:val="20"/>
+          <w:szCs w:val="20"/>
+        </w:rPr>
+        <w:t xml:space="preserve">튜토리얼·투어 중에는 휴대폰 버튼을 숨기고 지도 키를 막아 흐름을 보호</w:t>
+      </w:r>
+    </w:p>
+    <w:p>
+      <w:pPr>
+        <w:pStyle w:val="ListParagraph"/>
+        <w:numPr>
+          <w:ilvl w:val="0"/>
+          <w:numId w:val="1"/>
+        </w:numPr>
+        <w:spacing w:after="60" w:line="300"/>
+      </w:pPr>
+      <w:r>
+        <w:rPr>
+          <w:sz w:val="20"/>
+          <w:szCs w:val="20"/>
+        </w:rPr>
+        <w:t xml:space="preserve">설정값만 이 브라우저에 저장하고 대화·알림 내용은 어디에도 저장하지 않음</w:t>
+      </w:r>
+    </w:p>
+    <w:p>
+      <w:pPr>
+        <w:spacing w:after="200"/>
+      </w:pPr>
+    </w:p>
+    <w:p>
+      <w:pPr>
+        <w:shd w:fill="FFF6E0" w:val="clear"/>
+        <w:spacing w:after="100" w:before="260"/>
+      </w:pPr>
+      <w:r>
+        <w:rPr>
+          <w:b/>
+          <w:bCs/>
+          <w:color w:val="7A5C00"/>
+          <w:sz w:val="22"/>
+          <w:szCs w:val="22"/>
+        </w:rPr>
+        <w:t xml:space="preserve">SW-12  마을이장 이벤트 창</w:t>
+      </w:r>
+    </w:p>
+    <w:tbl>
+      <w:tblPr>
+        <w:tblW w:type="dxa" w:w="9350"/>
+        <w:tblBorders>
+          <w:top w:val="single" w:color="auto" w:sz="4"/>
+          <w:left w:val="single" w:color="auto" w:sz="4"/>
+          <w:bottom w:val="single" w:color="auto" w:sz="4"/>
+          <w:right w:val="single" w:color="auto" w:sz="4"/>
+          <w:insideH w:val="single" w:color="auto" w:sz="4"/>
+          <w:insideV w:val="single" w:color="auto" w:sz="4"/>
+        </w:tblBorders>
+      </w:tblPr>
+      <w:tblGrid>
+        <w:gridCol w:w="1500"/>
+        <w:gridCol w:w="7850"/>
+      </w:tblGrid>
+      <w:tr>
+        <w:tc>
+          <w:tcPr>
+            <w:tcW w:type="dxa" w:w="1500"/>
+            <w:shd w:fill="F2F2F2" w:val="clear"/>
+            <w:tcMar>
+              <w:top w:type="dxa" w:w="60"/>
+              <w:left w:type="dxa" w:w="100"/>
+              <w:bottom w:type="dxa" w:w="60"/>
+              <w:right w:type="dxa" w:w="100"/>
+            </w:tcMar>
+            <w:vAlign w:val="center"/>
+          </w:tcPr>
+          <w:p>
+            <w:pPr>
+              <w:jc w:val="left"/>
+            </w:pPr>
+            <w:r>
+              <w:rPr>
+                <w:b/>
+                <w:bCs/>
+                <w:sz w:val="18"/>
+                <w:szCs w:val="18"/>
+              </w:rPr>
+              <w:t xml:space="preserve">목적</w:t>
+            </w:r>
+          </w:p>
+        </w:tc>
+        <w:tc>
+          <w:tcPr>
+            <w:tcW w:type="dxa" w:w="7850"/>
+            <w:tcMar>
+              <w:top w:type="dxa" w:w="60"/>
+              <w:left w:type="dxa" w:w="100"/>
+              <w:bottom w:type="dxa" w:w="60"/>
+              <w:right w:type="dxa" w:w="100"/>
+            </w:tcMar>
+            <w:vAlign w:val="center"/>
+          </w:tcPr>
+          <w:p>
+            <w:pPr>
+              <w:jc w:val="left"/>
+            </w:pPr>
+            <w:r>
+              <w:rPr>
+                <w:b w:val="false"/>
+                <w:bCs w:val="false"/>
+                <w:sz w:val="18"/>
+                <w:szCs w:val="18"/>
+              </w:rPr>
+              <w:t xml:space="preserve">이번 주 마을 이벤트를 보고 참여하는 창</w:t>
+            </w:r>
+          </w:p>
+        </w:tc>
+      </w:tr>
+      <w:tr>
+        <w:tc>
+          <w:tcPr>
+            <w:tcW w:type="dxa" w:w="1500"/>
+            <w:shd w:fill="F2F2F2" w:val="clear"/>
+            <w:tcMar>
+              <w:top w:type="dxa" w:w="60"/>
+              <w:left w:type="dxa" w:w="100"/>
+              <w:bottom w:type="dxa" w:w="60"/>
+              <w:right w:type="dxa" w:w="100"/>
+            </w:tcMar>
+            <w:vAlign w:val="center"/>
+          </w:tcPr>
+          <w:p>
+            <w:pPr>
+              <w:jc w:val="left"/>
+            </w:pPr>
+            <w:r>
+              <w:rPr>
+                <w:b/>
+                <w:bCs/>
+                <w:sz w:val="18"/>
+                <w:szCs w:val="18"/>
+              </w:rPr>
+              <w:t xml:space="preserve">진입 경로</w:t>
+            </w:r>
+          </w:p>
+        </w:tc>
+        <w:tc>
+          <w:tcPr>
+            <w:tcW w:type="dxa" w:w="7850"/>
+            <w:tcMar>
+              <w:top w:type="dxa" w:w="60"/>
+              <w:left w:type="dxa" w:w="100"/>
+              <w:bottom w:type="dxa" w:w="60"/>
+              <w:right w:type="dxa" w:w="100"/>
+            </w:tcMar>
+            <w:vAlign w:val="center"/>
+          </w:tcPr>
+          <w:p>
+            <w:pPr>
+              <w:jc w:val="left"/>
+            </w:pPr>
+            <w:r>
+              <w:rPr>
+                <w:b w:val="false"/>
+                <w:bCs w:val="false"/>
+                <w:sz w:val="18"/>
+                <w:szCs w:val="18"/>
+              </w:rPr>
+              <w:t xml:space="preserve">광장에서 마을이장에게 말 걸기</w:t>
+            </w:r>
+          </w:p>
+        </w:tc>
+      </w:tr>
+      <w:tr>
+        <w:tc>
+          <w:tcPr>
+            <w:tcW w:type="dxa" w:w="1500"/>
+            <w:shd w:fill="F2F2F2" w:val="clear"/>
+            <w:tcMar>
+              <w:top w:type="dxa" w:w="60"/>
+              <w:left w:type="dxa" w:w="100"/>
+              <w:bottom w:type="dxa" w:w="60"/>
+              <w:right w:type="dxa" w:w="100"/>
+            </w:tcMar>
+            <w:vAlign w:val="center"/>
+          </w:tcPr>
+          <w:p>
+            <w:pPr>
+              <w:jc w:val="left"/>
+            </w:pPr>
+            <w:r>
+              <w:rPr>
+                <w:b/>
+                <w:bCs/>
+                <w:sz w:val="18"/>
+                <w:szCs w:val="18"/>
+              </w:rPr>
+              <w:t xml:space="preserve">관련 기능</w:t>
+            </w:r>
+          </w:p>
+        </w:tc>
+        <w:tc>
+          <w:tcPr>
+            <w:tcW w:type="dxa" w:w="7850"/>
+            <w:tcMar>
+              <w:top w:type="dxa" w:w="60"/>
+              <w:left w:type="dxa" w:w="100"/>
+              <w:bottom w:type="dxa" w:w="60"/>
+              <w:right w:type="dxa" w:w="100"/>
+            </w:tcMar>
+            <w:vAlign w:val="center"/>
+          </w:tcPr>
+          <w:p>
+            <w:pPr>
+              <w:jc w:val="left"/>
+            </w:pPr>
+            <w:r>
+              <w:rPr>
+                <w:b w:val="false"/>
+                <w:bCs w:val="false"/>
+                <w:sz w:val="18"/>
+                <w:szCs w:val="18"/>
+              </w:rPr>
+              <w:t xml:space="preserve">F-51 마을이장 이벤트, F-25 환류</w:t>
+            </w:r>
+          </w:p>
+        </w:tc>
+      </w:tr>
+    </w:tbl>
+    <w:p>
+      <w:pPr>
+        <w:spacing w:after="120" w:line="300"/>
+      </w:pPr>
+      <w:r>
+        <w:rPr>
+          <w:b/>
+          <w:bCs/>
+          <w:sz w:val="20"/>
+          <w:szCs w:val="20"/>
+        </w:rPr>
+        <w:t xml:space="preserve">레이아웃 구성</w:t>
+      </w:r>
+    </w:p>
+    <w:tbl>
+      <w:tblPr>
+        <w:tblW w:type="dxa" w:w="9350"/>
+        <w:tblBorders>
+          <w:top w:val="single" w:color="auto" w:sz="4"/>
+          <w:left w:val="single" w:color="auto" w:sz="4"/>
+          <w:bottom w:val="single" w:color="auto" w:sz="4"/>
+          <w:right w:val="single" w:color="auto" w:sz="4"/>
+          <w:insideH w:val="single" w:color="auto" w:sz="4"/>
+          <w:insideV w:val="single" w:color="auto" w:sz="4"/>
+        </w:tblBorders>
+      </w:tblPr>
+      <w:tblGrid>
+        <w:gridCol w:w="2200"/>
+        <w:gridCol w:w="7150"/>
+      </w:tblGrid>
+      <w:tr>
+        <w:tc>
+          <w:tcPr>
+            <w:tcW w:type="dxa" w:w="2200"/>
+            <w:shd w:fill="F2F2F2" w:val="clear"/>
+            <w:tcMar>
+              <w:top w:type="dxa" w:w="60"/>
+              <w:left w:type="dxa" w:w="100"/>
+              <w:bottom w:type="dxa" w:w="60"/>
+              <w:right w:type="dxa" w:w="100"/>
+            </w:tcMar>
+            <w:vAlign w:val="center"/>
+          </w:tcPr>
+          <w:p>
+            <w:pPr>
+              <w:jc w:val="left"/>
+            </w:pPr>
+            <w:r>
+              <w:rPr>
+                <w:b/>
+                <w:bCs/>
+                <w:sz w:val="18"/>
+                <w:szCs w:val="18"/>
+              </w:rPr>
+              <w:t xml:space="preserve">영역</w:t>
+            </w:r>
+          </w:p>
+        </w:tc>
+        <w:tc>
+          <w:tcPr>
+            <w:tcW w:type="dxa" w:w="7150"/>
+            <w:shd w:fill="F2F2F2" w:val="clear"/>
+            <w:tcMar>
+              <w:top w:type="dxa" w:w="60"/>
+              <w:left w:type="dxa" w:w="100"/>
+              <w:bottom w:type="dxa" w:w="60"/>
+              <w:right w:type="dxa" w:w="100"/>
+            </w:tcMar>
+            <w:vAlign w:val="center"/>
+          </w:tcPr>
+          <w:p>
+            <w:pPr>
+              <w:jc w:val="left"/>
+            </w:pPr>
+            <w:r>
+              <w:rPr>
+                <w:b/>
+                <w:bCs/>
+                <w:sz w:val="18"/>
+                <w:szCs w:val="18"/>
+              </w:rPr>
+              <w:t xml:space="preserve">구성 요소 / 설명</w:t>
+            </w:r>
+          </w:p>
+        </w:tc>
+      </w:tr>
+      <w:tr>
+        <w:tc>
+          <w:tcPr>
+            <w:tcW w:type="dxa" w:w="2200"/>
+            <w:tcMar>
+              <w:top w:type="dxa" w:w="60"/>
+              <w:left w:type="dxa" w:w="100"/>
+              <w:bottom w:type="dxa" w:w="60"/>
+              <w:right w:type="dxa" w:w="100"/>
+            </w:tcMar>
+            <w:vAlign w:val="center"/>
+          </w:tcPr>
+          <w:p>
+            <w:pPr>
+              <w:jc w:val="left"/>
+            </w:pPr>
+            <w:r>
+              <w:rPr>
+                <w:b/>
+                <w:bCs/>
+                <w:sz w:val="18"/>
+                <w:szCs w:val="18"/>
+              </w:rPr>
+              <w:t xml:space="preserve">상단</w:t>
+            </w:r>
+          </w:p>
+        </w:tc>
+        <w:tc>
+          <w:tcPr>
+            <w:tcW w:type="dxa" w:w="7150"/>
+            <w:tcMar>
+              <w:top w:type="dxa" w:w="60"/>
+              <w:left w:type="dxa" w:w="100"/>
+              <w:bottom w:type="dxa" w:w="60"/>
+              <w:right w:type="dxa" w:w="100"/>
+            </w:tcMar>
+            <w:vAlign w:val="center"/>
+          </w:tcPr>
+          <w:p>
+            <w:pPr>
+              <w:jc w:val="left"/>
+            </w:pPr>
+            <w:r>
+              <w:rPr>
+                <w:b w:val="false"/>
+                <w:bCs w:val="false"/>
+                <w:sz w:val="18"/>
+                <w:szCs w:val="18"/>
+              </w:rPr>
+              <w:t xml:space="preserve">이장 인사(템플릿 대사, v2에서 LLM 대사)</w:t>
+            </w:r>
+          </w:p>
+        </w:tc>
+      </w:tr>
+      <w:tr>
+        <w:tc>
+          <w:tcPr>
+            <w:tcW w:type="dxa" w:w="2200"/>
+            <w:tcMar>
+              <w:top w:type="dxa" w:w="60"/>
+              <w:left w:type="dxa" w:w="100"/>
+              <w:bottom w:type="dxa" w:w="60"/>
+              <w:right w:type="dxa" w:w="100"/>
+            </w:tcMar>
+            <w:vAlign w:val="center"/>
+          </w:tcPr>
+          <w:p>
+            <w:pPr>
+              <w:jc w:val="left"/>
+            </w:pPr>
+            <w:r>
+              <w:rPr>
+                <w:b/>
+                <w:bCs/>
+                <w:sz w:val="18"/>
+                <w:szCs w:val="18"/>
+              </w:rPr>
+              <w:t xml:space="preserve">본문</w:t>
+            </w:r>
+          </w:p>
+        </w:tc>
+        <w:tc>
+          <w:tcPr>
+            <w:tcW w:type="dxa" w:w="7150"/>
+            <w:tcMar>
+              <w:top w:type="dxa" w:w="60"/>
+              <w:left w:type="dxa" w:w="100"/>
+              <w:bottom w:type="dxa" w:w="60"/>
+              <w:right w:type="dxa" w:w="100"/>
+            </w:tcMar>
+            <w:vAlign w:val="center"/>
+          </w:tcPr>
+          <w:p>
+            <w:pPr>
+              <w:jc w:val="left"/>
+            </w:pPr>
+            <w:r>
+              <w:rPr>
+                <w:b w:val="false"/>
+                <w:bCs w:val="false"/>
+                <w:sz w:val="18"/>
+                <w:szCs w:val="18"/>
+              </w:rPr>
+              <w:t xml:space="preserve">공개된 이벤트 카드(제목 · 설명 · 장소 · 시간) — 내 코호트 대상 이벤트가 위, 이유는 표시하지 않음</w:t>
+            </w:r>
+          </w:p>
+        </w:tc>
+      </w:tr>
+      <w:tr>
+        <w:tc>
+          <w:tcPr>
+            <w:tcW w:type="dxa" w:w="2200"/>
+            <w:tcMar>
+              <w:top w:type="dxa" w:w="60"/>
+              <w:left w:type="dxa" w:w="100"/>
+              <w:bottom w:type="dxa" w:w="60"/>
+              <w:right w:type="dxa" w:w="100"/>
+            </w:tcMar>
+            <w:vAlign w:val="center"/>
+          </w:tcPr>
+          <w:p>
+            <w:pPr>
+              <w:jc w:val="left"/>
+            </w:pPr>
+            <w:r>
+              <w:rPr>
+                <w:b/>
+                <w:bCs/>
+                <w:sz w:val="18"/>
+                <w:szCs w:val="18"/>
+              </w:rPr>
+              <w:t xml:space="preserve">하단</w:t>
+            </w:r>
+          </w:p>
+        </w:tc>
+        <w:tc>
+          <w:tcPr>
+            <w:tcW w:type="dxa" w:w="7150"/>
+            <w:tcMar>
+              <w:top w:type="dxa" w:w="60"/>
+              <w:left w:type="dxa" w:w="100"/>
+              <w:bottom w:type="dxa" w:w="60"/>
+              <w:right w:type="dxa" w:w="100"/>
+            </w:tcMar>
+            <w:vAlign w:val="center"/>
+          </w:tcPr>
+          <w:p>
+            <w:pPr>
+              <w:jc w:val="left"/>
+            </w:pPr>
+            <w:r>
+              <w:rPr>
+                <w:b w:val="false"/>
+                <w:bCs w:val="false"/>
+                <w:sz w:val="18"/>
+                <w:szCs w:val="18"/>
+              </w:rPr>
+              <w:t xml:space="preserve">'참여할래요' 버튼(참여 후 '참여함' 표시)</w:t>
+            </w:r>
+          </w:p>
+        </w:tc>
+      </w:tr>
+    </w:tbl>
+    <w:p>
+      <w:pPr>
+        <w:spacing w:after="120" w:line="300"/>
+      </w:pPr>
+      <w:r>
+        <w:rPr>
+          <w:b/>
+          <w:bCs/>
+          <w:sz w:val="20"/>
+          <w:szCs w:val="20"/>
+        </w:rPr>
+        <w:t xml:space="preserve">주요 인터랙션</w:t>
+      </w:r>
+    </w:p>
+    <w:p>
+      <w:pPr>
+        <w:pStyle w:val="ListParagraph"/>
+        <w:numPr>
+          <w:ilvl w:val="0"/>
+          <w:numId w:val="1"/>
+        </w:numPr>
+        <w:spacing w:after="60" w:line="300"/>
+      </w:pPr>
+      <w:r>
+        <w:rPr>
+          <w:sz w:val="20"/>
+          <w:szCs w:val="20"/>
+        </w:rPr>
+        <w:t xml:space="preserve">참여 시 기록 → 코호트×주로 익명 집계(이장의 장부)</w:t>
+      </w:r>
+    </w:p>
+    <w:p>
+      <w:pPr>
+        <w:pStyle w:val="ListParagraph"/>
+        <w:numPr>
+          <w:ilvl w:val="0"/>
+          <w:numId w:val="1"/>
+        </w:numPr>
+        <w:spacing w:after="60" w:line="300"/>
+      </w:pPr>
+      <w:r>
+        <w:rPr>
+          <w:sz w:val="20"/>
+          <w:szCs w:val="20"/>
+        </w:rPr>
+        <w:t xml:space="preserve">튜토리얼 마지막 인사도 이 창에서 — 닫으면 첫 퀘스트 완료와 루미의 마무리 인사</w:t>
+      </w:r>
+    </w:p>
+    <w:p>
+      <w:pPr>
+        <w:spacing w:after="120" w:line="300"/>
+      </w:pPr>
+      <w:r>
+        <w:rPr>
+          <w:b/>
+          <w:bCs/>
+          <w:sz w:val="20"/>
+          <w:szCs w:val="20"/>
+        </w:rPr>
+        <w:t xml:space="preserve">예외 / 에러 상태</w:t>
+      </w:r>
+    </w:p>
+    <w:p>
+      <w:pPr>
+        <w:pStyle w:val="ListParagraph"/>
+        <w:numPr>
+          <w:ilvl w:val="0"/>
+          <w:numId w:val="1"/>
+        </w:numPr>
+        <w:spacing w:after="60" w:line="300"/>
+      </w:pPr>
+      <w:r>
+        <w:rPr>
+          <w:sz w:val="20"/>
+          <w:szCs w:val="20"/>
+        </w:rPr>
+        <w:t xml:space="preserve">공개된 이벤트가 없거나 DB 준비 전이면 '이번 주 모임은 아직 준비 중' 안내</w:t>
+      </w:r>
+    </w:p>
+    <w:p>
+      <w:pPr>
+        <w:pStyle w:val="ListParagraph"/>
+        <w:numPr>
+          <w:ilvl w:val="0"/>
+          <w:numId w:val="1"/>
+        </w:numPr>
+        <w:spacing w:after="60" w:line="300"/>
+      </w:pPr>
+      <w:r>
+        <w:rPr>
+          <w:sz w:val="20"/>
+          <w:szCs w:val="20"/>
+        </w:rPr>
+        <w:t xml:space="preserve">이벤트 문구는 중립 문구만(위험 · 고립 · 대상 집단 표현 금지). 담당자 승인 전 초안은 보이지 않음</w:t>
+      </w:r>
+    </w:p>
+    <w:p>
+      <w:pPr>
+        <w:spacing w:after="200"/>
+      </w:pPr>
+    </w:p>
+    <w:p>
+      <w:pPr>
+        <w:shd w:fill="FFF6E0" w:val="clear"/>
+        <w:spacing w:after="100" w:before="260"/>
+      </w:pPr>
+      <w:r>
+        <w:rPr>
+          <w:b/>
+          <w:bCs/>
+          <w:color w:val="7A5C00"/>
+          <w:sz w:val="22"/>
+          <w:szCs w:val="22"/>
+        </w:rPr>
+        <w:t xml:space="preserve">SW-13  코코 추천 창</w:t>
+      </w:r>
+    </w:p>
+    <w:tbl>
+      <w:tblPr>
+        <w:tblW w:type="dxa" w:w="9350"/>
+        <w:tblBorders>
+          <w:top w:val="single" w:color="auto" w:sz="4"/>
+          <w:left w:val="single" w:color="auto" w:sz="4"/>
+          <w:bottom w:val="single" w:color="auto" w:sz="4"/>
+          <w:right w:val="single" w:color="auto" w:sz="4"/>
+          <w:insideH w:val="single" w:color="auto" w:sz="4"/>
+          <w:insideV w:val="single" w:color="auto" w:sz="4"/>
+        </w:tblBorders>
+      </w:tblPr>
+      <w:tblGrid>
+        <w:gridCol w:w="1500"/>
+        <w:gridCol w:w="7850"/>
+      </w:tblGrid>
+      <w:tr>
+        <w:tc>
+          <w:tcPr>
+            <w:tcW w:type="dxa" w:w="1500"/>
+            <w:shd w:fill="F2F2F2" w:val="clear"/>
+            <w:tcMar>
+              <w:top w:type="dxa" w:w="60"/>
+              <w:left w:type="dxa" w:w="100"/>
+              <w:bottom w:type="dxa" w:w="60"/>
+              <w:right w:type="dxa" w:w="100"/>
+            </w:tcMar>
+            <w:vAlign w:val="center"/>
+          </w:tcPr>
+          <w:p>
+            <w:pPr>
+              <w:jc w:val="left"/>
+            </w:pPr>
+            <w:r>
+              <w:rPr>
+                <w:b/>
+                <w:bCs/>
+                <w:sz w:val="18"/>
+                <w:szCs w:val="18"/>
+              </w:rPr>
+              <w:t xml:space="preserve">목적</w:t>
+            </w:r>
+          </w:p>
+        </w:tc>
+        <w:tc>
+          <w:tcPr>
+            <w:tcW w:type="dxa" w:w="7850"/>
+            <w:tcMar>
+              <w:top w:type="dxa" w:w="60"/>
+              <w:left w:type="dxa" w:w="100"/>
+              <w:bottom w:type="dxa" w:w="60"/>
+              <w:right w:type="dxa" w:w="100"/>
+            </w:tcMar>
+            <w:vAlign w:val="center"/>
+          </w:tcPr>
+          <w:p>
+            <w:pPr>
+              <w:jc w:val="left"/>
+            </w:pPr>
+            <w:r>
+              <w:rPr>
+                <w:b w:val="false"/>
+                <w:bCs w:val="false"/>
+                <w:sz w:val="18"/>
+                <w:szCs w:val="18"/>
+              </w:rPr>
+              <w:t xml:space="preserve">관심사 · 동네 · 퀘스트 단계에 맞는 활동 3개를 추천받는 창</w:t>
+            </w:r>
+          </w:p>
+        </w:tc>
+      </w:tr>
+      <w:tr>
+        <w:tc>
+          <w:tcPr>
+            <w:tcW w:type="dxa" w:w="1500"/>
+            <w:shd w:fill="F2F2F2" w:val="clear"/>
+            <w:tcMar>
+              <w:top w:type="dxa" w:w="60"/>
+              <w:left w:type="dxa" w:w="100"/>
+              <w:bottom w:type="dxa" w:w="60"/>
+              <w:right w:type="dxa" w:w="100"/>
+            </w:tcMar>
+            <w:vAlign w:val="center"/>
+          </w:tcPr>
+          <w:p>
+            <w:pPr>
+              <w:jc w:val="left"/>
+            </w:pPr>
+            <w:r>
+              <w:rPr>
+                <w:b/>
+                <w:bCs/>
+                <w:sz w:val="18"/>
+                <w:szCs w:val="18"/>
+              </w:rPr>
+              <w:t xml:space="preserve">진입 경로</w:t>
+            </w:r>
+          </w:p>
+        </w:tc>
+        <w:tc>
+          <w:tcPr>
+            <w:tcW w:type="dxa" w:w="7850"/>
+            <w:tcMar>
+              <w:top w:type="dxa" w:w="60"/>
+              <w:left w:type="dxa" w:w="100"/>
+              <w:bottom w:type="dxa" w:w="60"/>
+              <w:right w:type="dxa" w:w="100"/>
+            </w:tcMar>
+            <w:vAlign w:val="center"/>
+          </w:tcPr>
+          <w:p>
+            <w:pPr>
+              <w:jc w:val="left"/>
+            </w:pPr>
+            <w:r>
+              <w:rPr>
+                <w:b w:val="false"/>
+                <w:bCs w:val="false"/>
+                <w:sz w:val="18"/>
+                <w:szCs w:val="18"/>
+              </w:rPr>
+              <w:t xml:space="preserve">동아리센터 앞 코코에게 말 걸기 / 코코 알림 / 휴대폰 연락처</w:t>
+            </w:r>
+          </w:p>
+        </w:tc>
+      </w:tr>
+      <w:tr>
+        <w:tc>
+          <w:tcPr>
+            <w:tcW w:type="dxa" w:w="1500"/>
+            <w:shd w:fill="F2F2F2" w:val="clear"/>
+            <w:tcMar>
+              <w:top w:type="dxa" w:w="60"/>
+              <w:left w:type="dxa" w:w="100"/>
+              <w:bottom w:type="dxa" w:w="60"/>
+              <w:right w:type="dxa" w:w="100"/>
+            </w:tcMar>
+            <w:vAlign w:val="center"/>
+          </w:tcPr>
+          <w:p>
+            <w:pPr>
+              <w:jc w:val="left"/>
+            </w:pPr>
+            <w:r>
+              <w:rPr>
+                <w:b/>
+                <w:bCs/>
+                <w:sz w:val="18"/>
+                <w:szCs w:val="18"/>
+              </w:rPr>
+              <w:t xml:space="preserve">관련 기능</w:t>
+            </w:r>
+          </w:p>
+        </w:tc>
+        <w:tc>
+          <w:tcPr>
+            <w:tcW w:type="dxa" w:w="7850"/>
+            <w:tcMar>
+              <w:top w:type="dxa" w:w="60"/>
+              <w:left w:type="dxa" w:w="100"/>
+              <w:bottom w:type="dxa" w:w="60"/>
+              <w:right w:type="dxa" w:w="100"/>
+            </w:tcMar>
+            <w:vAlign w:val="center"/>
+          </w:tcPr>
+          <w:p>
+            <w:pPr>
+              <w:jc w:val="left"/>
+            </w:pPr>
+            <w:r>
+              <w:rPr>
+                <w:b w:val="false"/>
+                <w:bCs w:val="false"/>
+                <w:sz w:val="18"/>
+                <w:szCs w:val="18"/>
+              </w:rPr>
+              <w:t xml:space="preserve">F-50 코코 활동 추천</w:t>
+            </w:r>
+          </w:p>
+        </w:tc>
+      </w:tr>
+    </w:tbl>
+    <w:p>
+      <w:pPr>
+        <w:spacing w:after="120" w:line="300"/>
+      </w:pPr>
+      <w:r>
+        <w:rPr>
+          <w:b/>
+          <w:bCs/>
+          <w:sz w:val="20"/>
+          <w:szCs w:val="20"/>
+        </w:rPr>
+        <w:t xml:space="preserve">레이아웃 구성</w:t>
+      </w:r>
+    </w:p>
+    <w:tbl>
+      <w:tblPr>
+        <w:tblW w:type="dxa" w:w="9350"/>
+        <w:tblBorders>
+          <w:top w:val="single" w:color="auto" w:sz="4"/>
+          <w:left w:val="single" w:color="auto" w:sz="4"/>
+          <w:bottom w:val="single" w:color="auto" w:sz="4"/>
+          <w:right w:val="single" w:color="auto" w:sz="4"/>
+          <w:insideH w:val="single" w:color="auto" w:sz="4"/>
+          <w:insideV w:val="single" w:color="auto" w:sz="4"/>
+        </w:tblBorders>
+      </w:tblPr>
+      <w:tblGrid>
+        <w:gridCol w:w="2200"/>
+        <w:gridCol w:w="7150"/>
+      </w:tblGrid>
+      <w:tr>
+        <w:tc>
+          <w:tcPr>
+            <w:tcW w:type="dxa" w:w="2200"/>
+            <w:shd w:fill="F2F2F2" w:val="clear"/>
+            <w:tcMar>
+              <w:top w:type="dxa" w:w="60"/>
+              <w:left w:type="dxa" w:w="100"/>
+              <w:bottom w:type="dxa" w:w="60"/>
+              <w:right w:type="dxa" w:w="100"/>
+            </w:tcMar>
+            <w:vAlign w:val="center"/>
+          </w:tcPr>
+          <w:p>
+            <w:pPr>
+              <w:jc w:val="left"/>
+            </w:pPr>
+            <w:r>
+              <w:rPr>
+                <w:b/>
+                <w:bCs/>
+                <w:sz w:val="18"/>
+                <w:szCs w:val="18"/>
+              </w:rPr>
+              <w:t xml:space="preserve">영역</w:t>
+            </w:r>
+          </w:p>
+        </w:tc>
+        <w:tc>
+          <w:tcPr>
+            <w:tcW w:type="dxa" w:w="7150"/>
+            <w:shd w:fill="F2F2F2" w:val="clear"/>
+            <w:tcMar>
+              <w:top w:type="dxa" w:w="60"/>
+              <w:left w:type="dxa" w:w="100"/>
+              <w:bottom w:type="dxa" w:w="60"/>
+              <w:right w:type="dxa" w:w="100"/>
+            </w:tcMar>
+            <w:vAlign w:val="center"/>
+          </w:tcPr>
+          <w:p>
+            <w:pPr>
+              <w:jc w:val="left"/>
+            </w:pPr>
+            <w:r>
+              <w:rPr>
+                <w:b/>
+                <w:bCs/>
+                <w:sz w:val="18"/>
+                <w:szCs w:val="18"/>
+              </w:rPr>
+              <w:t xml:space="preserve">구성 요소 / 설명</w:t>
+            </w:r>
+          </w:p>
+        </w:tc>
+      </w:tr>
+      <w:tr>
+        <w:tc>
+          <w:tcPr>
+            <w:tcW w:type="dxa" w:w="2200"/>
+            <w:tcMar>
+              <w:top w:type="dxa" w:w="60"/>
+              <w:left w:type="dxa" w:w="100"/>
+              <w:bottom w:type="dxa" w:w="60"/>
+              <w:right w:type="dxa" w:w="100"/>
+            </w:tcMar>
+            <w:vAlign w:val="center"/>
+          </w:tcPr>
+          <w:p>
+            <w:pPr>
+              <w:jc w:val="left"/>
+            </w:pPr>
+            <w:r>
+              <w:rPr>
+                <w:b/>
+                <w:bCs/>
+                <w:sz w:val="18"/>
+                <w:szCs w:val="18"/>
+              </w:rPr>
+              <w:t xml:space="preserve">상단</w:t>
+            </w:r>
+          </w:p>
+        </w:tc>
+        <w:tc>
+          <w:tcPr>
+            <w:tcW w:type="dxa" w:w="7150"/>
+            <w:tcMar>
+              <w:top w:type="dxa" w:w="60"/>
+              <w:left w:type="dxa" w:w="100"/>
+              <w:bottom w:type="dxa" w:w="60"/>
+              <w:right w:type="dxa" w:w="100"/>
+            </w:tcMar>
+            <w:vAlign w:val="center"/>
+          </w:tcPr>
+          <w:p>
+            <w:pPr>
+              <w:jc w:val="left"/>
+            </w:pPr>
+            <w:r>
+              <w:rPr>
+                <w:b w:val="false"/>
+                <w:bCs w:val="false"/>
+                <w:sz w:val="18"/>
+                <w:szCs w:val="18"/>
+              </w:rPr>
+              <w:t xml:space="preserve">모드 선택 — 전체 / 우리 동네 / 오늘</w:t>
+            </w:r>
+          </w:p>
+        </w:tc>
+      </w:tr>
+      <w:tr>
+        <w:tc>
+          <w:tcPr>
+            <w:tcW w:type="dxa" w:w="2200"/>
+            <w:tcMar>
+              <w:top w:type="dxa" w:w="60"/>
+              <w:left w:type="dxa" w:w="100"/>
+              <w:bottom w:type="dxa" w:w="60"/>
+              <w:right w:type="dxa" w:w="100"/>
+            </w:tcMar>
+            <w:vAlign w:val="center"/>
+          </w:tcPr>
+          <w:p>
+            <w:pPr>
+              <w:jc w:val="left"/>
+            </w:pPr>
+            <w:r>
+              <w:rPr>
+                <w:b/>
+                <w:bCs/>
+                <w:sz w:val="18"/>
+                <w:szCs w:val="18"/>
+              </w:rPr>
+              <w:t xml:space="preserve">본문</w:t>
+            </w:r>
+          </w:p>
+        </w:tc>
+        <w:tc>
+          <w:tcPr>
+            <w:tcW w:type="dxa" w:w="7150"/>
+            <w:tcMar>
+              <w:top w:type="dxa" w:w="60"/>
+              <w:left w:type="dxa" w:w="100"/>
+              <w:bottom w:type="dxa" w:w="60"/>
+              <w:right w:type="dxa" w:w="100"/>
+            </w:tcMar>
+            <w:vAlign w:val="center"/>
+          </w:tcPr>
+          <w:p>
+            <w:pPr>
+              <w:jc w:val="left"/>
+            </w:pPr>
+            <w:r>
+              <w:rPr>
+                <w:b w:val="false"/>
+                <w:bCs w:val="false"/>
+                <w:sz w:val="18"/>
+                <w:szCs w:val="18"/>
+              </w:rPr>
+              <w:t xml:space="preserve">추천 카드 3장(동아리 또는 월드 밖 활동: 이름 · 요약 · 장소 · 시간 · 단계)</w:t>
+            </w:r>
+          </w:p>
+        </w:tc>
+      </w:tr>
+    </w:tbl>
+    <w:p>
+      <w:pPr>
+        <w:spacing w:after="120" w:line="300"/>
+      </w:pPr>
+      <w:r>
+        <w:rPr>
+          <w:b/>
+          <w:bCs/>
+          <w:sz w:val="20"/>
+          <w:szCs w:val="20"/>
+        </w:rPr>
+        <w:t xml:space="preserve">주요 인터랙션</w:t>
+      </w:r>
+    </w:p>
+    <w:p>
+      <w:pPr>
+        <w:pStyle w:val="ListParagraph"/>
+        <w:numPr>
+          <w:ilvl w:val="0"/>
+          <w:numId w:val="1"/>
+        </w:numPr>
+        <w:spacing w:after="60" w:line="300"/>
+      </w:pPr>
+      <w:r>
+        <w:rPr>
+          <w:sz w:val="20"/>
+          <w:szCs w:val="20"/>
+        </w:rPr>
+        <w:t xml:space="preserve">동아리 카드 → 동아리센터 화면(SW-07)으로 이동해 가입</w:t>
+      </w:r>
+    </w:p>
+    <w:p>
+      <w:pPr>
+        <w:pStyle w:val="ListParagraph"/>
+        <w:numPr>
+          <w:ilvl w:val="0"/>
+          <w:numId w:val="1"/>
+        </w:numPr>
+        <w:spacing w:after="60" w:line="300"/>
+      </w:pPr>
+      <w:r>
+        <w:rPr>
+          <w:sz w:val="20"/>
+          <w:szCs w:val="20"/>
+        </w:rPr>
+        <w:t xml:space="preserve">추천을 보거나 고르면 수요만 기록(위험 신호 아님)</w:t>
+      </w:r>
+    </w:p>
+    <w:p>
+      <w:pPr>
+        <w:spacing w:after="120" w:line="300"/>
+      </w:pPr>
+      <w:r>
+        <w:rPr>
+          <w:b/>
+          <w:bCs/>
+          <w:sz w:val="20"/>
+          <w:szCs w:val="20"/>
+        </w:rPr>
+        <w:t xml:space="preserve">예외 / 에러 상태</w:t>
+      </w:r>
+    </w:p>
+    <w:p>
+      <w:pPr>
+        <w:pStyle w:val="ListParagraph"/>
+        <w:numPr>
+          <w:ilvl w:val="0"/>
+          <w:numId w:val="1"/>
+        </w:numPr>
+        <w:spacing w:after="60" w:line="300"/>
+      </w:pPr>
+      <w:r>
+        <w:rPr>
+          <w:sz w:val="20"/>
+          <w:szCs w:val="20"/>
+        </w:rPr>
+        <w:t xml:space="preserve">목록을 못 불러오면 '지금은 목록을 못 불러왔어' 안내</w:t>
+      </w:r>
+    </w:p>
+    <w:p>
+      <w:pPr>
+        <w:pStyle w:val="ListParagraph"/>
+        <w:numPr>
+          <w:ilvl w:val="0"/>
+          <w:numId w:val="1"/>
+        </w:numPr>
+        <w:spacing w:after="60" w:line="300"/>
+      </w:pPr>
+      <w:r>
+        <w:rPr>
+          <w:sz w:val="20"/>
+          <w:szCs w:val="20"/>
+        </w:rPr>
+        <w:t xml:space="preserve">시연용 활동은 가상 항목(신청 링크 없음)으로 표시</w:t>
+      </w:r>
+    </w:p>
+    <w:p>
+      <w:pPr>
+        <w:spacing w:after="200"/>
+      </w:pPr>
     </w:p>
     <w:p>
       <w:pPr>
@@ -12508,7 +14830,7 @@
           <w:sz w:val="20"/>
           <w:szCs w:val="20"/>
         </w:rPr>
-        <w:t xml:space="preserve">'동물의 숲' 스타일의 파스텔톤 · 캐주얼한 비주얼로 심리적 진입 장벽을 최소화한다.</w:t>
+        <w:t xml:space="preserve">'동물의 숲' 스타일의 파스텔톤 3D 마을(둥근 지평선 · 틸트시프트, Kenney CC0 에셋)로 심리적 진입 장벽을 최소화한다.</w:t>
       </w:r>
     </w:p>
     <w:p>
@@ -12525,7 +14847,7 @@
           <w:sz w:val="20"/>
           <w:szCs w:val="20"/>
         </w:rPr>
-        <w:t xml:space="preserve">NPC 캐릭터는 친근한 일러스트 스타일을 사용하며, 역할별로 구분되는 색상 배지(정책추천=파랑 계열, 취업상담=초록 계열, 심리상담=보라 계열, 민원챗봇=회색 계열)를 부여한다.</w:t>
+        <w:t xml:space="preserve">NPC 캐릭터는 큰 머리 2등신의 친근한 3D 스타일로, 역할별로 구분되는 모자 · 소품 색을 준다(예: 코코 초록 모자). 화면 문구에는 감시 · 분석 · 위험 같은 단어를 쓰지 않는다.</w:t>
       </w:r>
     </w:p>
     <w:p>
@@ -12592,7 +14914,7 @@
           <w:sz w:val="20"/>
           <w:szCs w:val="20"/>
         </w:rPr>
-        <w:t xml:space="preserve">소셜 월드는 모바일 웹 우선(청년 사용자의 접근 경로 특성 반영), 데스크톱 브라우저도 지원</w:t>
+        <w:t xml:space="preserve">소셜 월드는 모바일 웹 우선(청년 사용자의 접근 경로 특성 반영), 데스크톱 브라우저도 지원. 휴대폰은 화질 '가벼움'이 기본이고 WebGL이 없는 기기에는 대체 화면을 준다</w:t>
       </w:r>
     </w:p>
     <w:p>
@@ -12780,7 +15102,7 @@
                 <w:sz w:val="18"/>
                 <w:szCs w:val="18"/>
               </w:rPr>
-              <w:t xml:space="preserve">S-01~S-08 / SW-01, SW-02, SW-03, SW-04, SW-05, SW-06</w:t>
+              <w:t xml:space="preserve">S-01~S-08 / SW-01~SW-04, SW-06, SW-07, SW-10~SW-13</w:t>
             </w:r>
           </w:p>
         </w:tc>
@@ -12806,7 +15128,7 @@
                 <w:sz w:val="18"/>
                 <w:szCs w:val="18"/>
               </w:rPr>
-              <w:t xml:space="preserve">위험 탐지→자원연계→케이스 처리의 관제 흐름과, 실제 작동하는 소셜 월드 핵심 체험(로그인→온보딩→광장→NPC 대화→미션)까지 완성</w:t>
+              <w:t xml:space="preserve">위험 탐지→자원연계→케이스 처리의 관제 흐름과, 실제 작동하는 소셜 월드 핵심 체험(로그인→설문→내 방 튜토리얼→3D 마을→NPC 대화→퀘스트·이벤트)까지 완성</w:t>
             </w:r>
           </w:p>
         </w:tc>
@@ -12860,7 +15182,7 @@
                 <w:sz w:val="18"/>
                 <w:szCs w:val="18"/>
               </w:rPr>
-              <w:t xml:space="preserve">S-09, S-10, S-11, S-12, S-13 / SW-07, SW-08</w:t>
+              <w:t xml:space="preserve">S-09~S-13 / SW-05 지원센터(하루), SW-08 게임방, SW-09 응원 스티커, 루미 자유 입력</w:t>
             </w:r>
           </w:p>
         </w:tc>
@@ -12942,7 +15264,7 @@
                 <w:sz w:val="18"/>
                 <w:szCs w:val="18"/>
               </w:rPr>
-              <w:t xml:space="preserve">SW-09 게시판</w:t>
+              <w:t xml:space="preserve">게시판(폐지 → SW-09 응원 스티커)</w:t>
             </w:r>
           </w:p>
         </w:tc>
@@ -12969,7 +15291,7 @@
                 <w:sz w:val="18"/>
                 <w:szCs w:val="18"/>
               </w:rPr>
-              <w:t xml:space="preserve">상세 UX 리서치 및 별도 기획 절차 필요 — 본 세트 범위 밖</w:t>
+              <w:t xml:space="preserve">자유 텍스트 커뮤니티는 두지 않음 — 악플 · 위기 글 관리 부담</w:t>
             </w:r>
           </w:p>
         </w:tc>
